--- a/templates/master-downpayment.docx
+++ b/templates/master-downpayment.docx
@@ -6748,833 +6748,6 @@
       </w:pPr>
     </w:p>
     <w:p>
-      <w:pPr>
-        <w:jc w:val="center"/>
-        <w:rPr>
-          <w:rFonts w:asciiTheme="majorBidi" w:hAnsiTheme="majorBidi" w:cstheme="majorBidi"/>
-          <w:sz w:val="28"/>
-        </w:rPr>
-      </w:pPr>
-      <w:r>
-        <w:rPr>
-          <w:rFonts w:asciiTheme="majorBidi" w:hAnsiTheme="majorBidi" w:cstheme="majorBidi"/>
-          <w:sz w:val="28"/>
-        </w:rPr>
-        <w:t>{#</w:t>
-      </w:r>
-      <w:r>
-        <w:rPr>
-          <w:rFonts w:asciiTheme="majorBidi" w:hAnsiTheme="majorBidi" w:cs="Angsana New"/>
-          <w:sz w:val="28"/>
-          <w:cs/>
-        </w:rPr>
-        <w:t>รูปถ่ายบัตรประชาชน</w:t>
-      </w:r>
-      <w:r>
-        <w:rPr>
-          <w:rFonts w:asciiTheme="majorBidi" w:hAnsiTheme="majorBidi" w:cstheme="majorBidi"/>
-          <w:sz w:val="28"/>
-        </w:rPr>
-        <w:t>} {#$isImage} {%src} {/} {#!$isImage} {$fileName} {/} {/</w:t>
-      </w:r>
-      <w:r>
-        <w:rPr>
-          <w:rFonts w:asciiTheme="majorBidi" w:hAnsiTheme="majorBidi" w:cs="Angsana New"/>
-          <w:sz w:val="28"/>
-          <w:cs/>
-        </w:rPr>
-        <w:t>รูปถ่ายบัตรประชาชน</w:t>
-      </w:r>
-      <w:r>
-        <w:rPr>
-          <w:rFonts w:asciiTheme="majorBidi" w:hAnsiTheme="majorBidi" w:cstheme="majorBidi"/>
-          <w:sz w:val="28"/>
-        </w:rPr>
-        <w:t>}</w:t>
-      </w:r>
-    </w:p>
-    <w:p>
-      <w:pPr>
-        <w:jc w:val="center"/>
-        <w:rPr>
-          <w:rFonts w:asciiTheme="majorBidi" w:hAnsiTheme="majorBidi" w:cstheme="majorBidi"/>
-          <w:sz w:val="28"/>
-        </w:rPr>
-      </w:pPr>
-    </w:p>
-    <w:p>
-      <w:pPr>
-        <w:jc w:val="center"/>
-        <w:rPr>
-          <w:rFonts w:asciiTheme="majorBidi" w:hAnsiTheme="majorBidi" w:cstheme="majorBidi"/>
-          <w:sz w:val="28"/>
-        </w:rPr>
-      </w:pPr>
-      <w:r>
-        <w:rPr>
-          <w:rFonts w:asciiTheme="majorBidi" w:hAnsiTheme="majorBidi" w:cstheme="majorBidi"/>
-          <w:sz w:val="28"/>
-        </w:rPr>
-        <w:t>{#</w:t>
-      </w:r>
-      <w:r>
-        <w:rPr>
-          <w:rFonts w:asciiTheme="majorBidi" w:hAnsiTheme="majorBidi" w:cs="Angsana New"/>
-          <w:sz w:val="28"/>
-          <w:cs/>
-        </w:rPr>
-        <w:t>รูปถ่ายคู่บัตรประชาชน</w:t>
-      </w:r>
-      <w:r>
-        <w:rPr>
-          <w:rFonts w:asciiTheme="majorBidi" w:hAnsiTheme="majorBidi" w:cstheme="majorBidi"/>
-          <w:sz w:val="28"/>
-        </w:rPr>
-        <w:t>} {#$isImage} {%src} {/} {#!$isImage} {$fileName} {/} {/</w:t>
-      </w:r>
-      <w:r>
-        <w:rPr>
-          <w:rFonts w:asciiTheme="majorBidi" w:hAnsiTheme="majorBidi" w:cs="Angsana New"/>
-          <w:sz w:val="28"/>
-          <w:cs/>
-        </w:rPr>
-        <w:t>รูปถ่ายคู่บัตรประชาชน</w:t>
-      </w:r>
-      <w:r>
-        <w:rPr>
-          <w:rFonts w:asciiTheme="majorBidi" w:hAnsiTheme="majorBidi" w:cstheme="majorBidi"/>
-          <w:sz w:val="28"/>
-        </w:rPr>
-        <w:t>}</w:t>
-      </w:r>
-    </w:p>
-    <w:p>
-      <w:pPr>
-        <w:jc w:val="center"/>
-        <w:rPr>
-          <w:rFonts w:asciiTheme="majorBidi" w:hAnsiTheme="majorBidi" w:cstheme="majorBidi"/>
-          <w:sz w:val="28"/>
-        </w:rPr>
-      </w:pPr>
-    </w:p>
-    <w:p>
-      <w:r>
-        <w:rPr>
-          <w:rFonts w:asciiTheme="majorBidi" w:hAnsiTheme="majorBidi" w:cstheme="majorBidi"/>
-          <w:noProof/>
-          <w:sz w:val="32"/>
-          <w:szCs w:val="32"/>
-        </w:rPr>
-        <mc:AlternateContent>
-          <mc:Choice Requires="wps">
-            <w:drawing>
-              <wp:anchor distT="45720" distB="45720" distL="114300" distR="114300" simplePos="0" relativeHeight="251662336" behindDoc="0" locked="0" layoutInCell="1" allowOverlap="1" wp14:anchorId="0AEF3EF0" wp14:editId="7CBEAE34">
-                <wp:simplePos x="0" y="0"/>
-                <wp:positionH relativeFrom="column">
-                  <wp:posOffset>1943100</wp:posOffset>
-                </wp:positionH>
-                <wp:positionV relativeFrom="paragraph">
-                  <wp:posOffset>126365</wp:posOffset>
-                </wp:positionV>
-                <wp:extent cx="3745865" cy="1732280"/>
-                <wp:effectExtent l="0" t="0" r="0" b="1270"/>
-                <wp:wrapSquare wrapText="bothSides"/>
-                <wp:docPr id="2" name="Text Box 2"/>
-                <wp:cNvGraphicFramePr>
-                  <a:graphicFrameLocks xmlns:a="http://schemas.openxmlformats.org/drawingml/2006/main"/>
-                </wp:cNvGraphicFramePr>
-                <a:graphic xmlns:a="http://schemas.openxmlformats.org/drawingml/2006/main">
-                  <a:graphicData uri="http://schemas.microsoft.com/office/word/2010/wordprocessingShape">
-                    <wps:wsp>
-                      <wps:cNvSpPr txBox="1">
-                        <a:spLocks noChangeArrowheads="1"/>
-                      </wps:cNvSpPr>
-                      <wps:spPr bwMode="auto">
-                        <a:xfrm>
-                          <a:off x="0" y="0"/>
-                          <a:ext cx="3745865" cy="1732280"/>
-                        </a:xfrm>
-                        <a:prstGeom prst="rect">
-                          <a:avLst/>
-                        </a:prstGeom>
-                        <a:noFill/>
-                        <a:ln w="9525">
-                          <a:noFill/>
-                          <a:miter lim="800000"/>
-                          <a:headEnd/>
-                          <a:tailEnd/>
-                        </a:ln>
-                      </wps:spPr>
-                      <wps:txbx>
-                        <w:txbxContent>
-                          <w:p>
-                            <w:pPr>
-                              <w:spacing w:after="0"/>
-                              <w:jc w:val="center"/>
-                              <w:rPr>
-                                <w:rFonts w:asciiTheme="majorBidi" w:hAnsiTheme="majorBidi" w:cstheme="majorBidi"/>
-                                <w:b/>
-                                <w:bCs/>
-                                <w:sz w:val="32"/>
-                                <w:szCs w:val="32"/>
-                              </w:rPr>
-                            </w:pPr>
-                            <w:r>
-                              <w:rPr>
-                                <w:rFonts w:asciiTheme="majorBidi" w:hAnsiTheme="majorBidi" w:cstheme="majorBidi"/>
-                                <w:b/>
-                                <w:bCs/>
-                                <w:sz w:val="32"/>
-                                <w:szCs w:val="32"/>
-                                <w:cs/>
-                              </w:rPr>
-                              <w:t>สำเนาถูกต้อง</w:t>
-                            </w:r>
-                          </w:p>
-                          <w:p>
-                            <w:pPr>
-                              <w:spacing w:after="0"/>
-                              <w:jc w:val="center"/>
-                              <w:rPr>
-                                <w:rFonts w:asciiTheme="majorBidi" w:hAnsiTheme="majorBidi" w:cstheme="majorBidi"/>
-                                <w:color w:val="FF0000"/>
-                                <w:sz w:val="28"/>
-                              </w:rPr>
-                            </w:pPr>
-                            <w:r>
-                              <w:rPr>
-                                <w:rFonts w:asciiTheme="majorBidi" w:hAnsiTheme="majorBidi" w:cstheme="majorBidi"/>
-                                <w:color w:val="FF0000"/>
-                                <w:sz w:val="28"/>
-                                <w:cs/>
-                              </w:rPr>
-                              <w:t>เอกสารฉบับนี้ใช้สำหรับผ่อน</w:t>
-                            </w:r>
-                            <w:r>
-                              <w:rPr>
-                                <w:rFonts w:asciiTheme="majorBidi" w:hAnsiTheme="majorBidi" w:cstheme="majorBidi"/>
-                                <w:color w:val="FF0000"/>
-                                <w:sz w:val="24"/>
-                                <w:szCs w:val="24"/>
-                                <w:cs/>
-                              </w:rPr>
-                              <w:t>สินค้า</w:t>
-                            </w:r>
-                            <w:r>
-                              <w:rPr>
-                                <w:rFonts w:asciiTheme="majorBidi" w:hAnsiTheme="majorBidi" w:cstheme="majorBidi"/>
-                                <w:color w:val="FF0000"/>
-                                <w:sz w:val="28"/>
-                                <w:cs/>
-                              </w:rPr>
-                              <w:t>กับบจก.แซลม่อน เอ็นเตอร์ไพรส์</w:t>
-                            </w:r>
-                            <w:r>
-                              <w:rPr>
-                                <w:rFonts w:asciiTheme="majorBidi" w:hAnsiTheme="majorBidi" w:cstheme="majorBidi"/>
-                                <w:color w:val="FF0000"/>
-                                <w:sz w:val="28"/>
-                                <w:cs/>
-                              </w:rPr>
-                              <w:t>เท่านั้น</w:t>
-                            </w:r>
-                          </w:p>
-                          <w:p>
-                            <w:pPr>
-                              <w:spacing w:after="0"/>
-                              <w:jc w:val="center"/>
-                              <w:rPr>
-                                <w:rFonts w:asciiTheme="majorBidi" w:hAnsiTheme="majorBidi" w:cstheme="majorBidi"/>
-                                <w:color w:val="FF0000"/>
-                                <w:sz w:val="28"/>
-                              </w:rPr>
-                            </w:pPr>
-                          </w:p>
-                          <w:p>
-                            <w:pPr>
-                              <w:spacing w:after="0"/>
-                              <w:jc w:val="center"/>
-                              <w:rPr>
-                                <w:rFonts w:asciiTheme="majorBidi" w:hAnsiTheme="majorBidi" w:cstheme="majorBidi"/>
-                                <w:color w:val="FF0000"/>
-                                <w:sz w:val="28"/>
-                              </w:rPr>
-                            </w:pPr>
-                          </w:p>
-                          <w:p>
-                            <w:pPr>
-                              <w:spacing w:after="0"/>
-                              <w:jc w:val="center"/>
-                              <w:rPr>
-                                <w:rFonts w:asciiTheme="majorBidi" w:hAnsiTheme="majorBidi" w:cstheme="majorBidi"/>
-                                <w:color w:val="000000" w:themeColor="text1"/>
-                                <w:sz w:val="28"/>
-                              </w:rPr>
-                            </w:pPr>
-                            <w:r>
-                              <w:rPr>
-                                <w:rFonts w:asciiTheme="majorBidi" w:hAnsiTheme="majorBidi" w:cstheme="majorBidi" w:hint="cs"/>
-                                <w:color w:val="000000" w:themeColor="text1"/>
-                                <w:sz w:val="28"/>
-                                <w:cs/>
-                              </w:rPr>
-                              <w:t>ลายเซ็น......................................................ผู้เช่าซื้อ</w:t>
-                            </w:r>
-                          </w:p>
-                          <w:p>
-                            <w:pPr>
-                              <w:spacing w:after="0"/>
-                              <w:jc w:val="center"/>
-                              <w:rPr>
-                                <w:rFonts w:asciiTheme="majorBidi" w:hAnsiTheme="majorBidi" w:cstheme="majorBidi"/>
-                                <w:sz w:val="28"/>
-                              </w:rPr>
-                            </w:pPr>
-                            <w:r>
-                              <w:rPr>
-                                <w:rFonts w:asciiTheme="majorBidi" w:hAnsiTheme="majorBidi" w:cstheme="majorBidi"/>
-                                <w:sz w:val="28"/>
-                                <w:cs/>
-                              </w:rPr>
-                              <w:t>(</w:t>
-                            </w:r>
-                            <w:r>
-                              <w:rPr>
-                                <w:rFonts w:asciiTheme="majorBidi" w:hAnsiTheme="majorBidi" w:cstheme="majorBidi"/>
-                                <w:sz w:val="28"/>
-                              </w:rPr>
-                              <w:t>{</w:t>
-                            </w:r>
-                            <w:r>
-                              <w:rPr>
-                                <w:rFonts w:asciiTheme="majorBidi" w:hAnsiTheme="majorBidi" w:cstheme="majorBidi"/>
-                                <w:sz w:val="28"/>
-                                <w:cs/>
-                              </w:rPr>
-                              <w:t>ชื่อ</w:t>
-                            </w:r>
-                            <w:r>
-                              <w:rPr>
-                                <w:rFonts w:asciiTheme="majorBidi" w:hAnsiTheme="majorBidi" w:cstheme="majorBidi"/>
-                                <w:sz w:val="28"/>
-                              </w:rPr>
-                              <w:t>_</w:t>
-                            </w:r>
-                            <w:r>
-                              <w:rPr>
-                                <w:rFonts w:asciiTheme="majorBidi" w:hAnsiTheme="majorBidi" w:cstheme="majorBidi"/>
-                                <w:sz w:val="28"/>
-                                <w:cs/>
-                              </w:rPr>
-                              <w:t>นามสกุลลูกค้า</w:t>
-                            </w:r>
-                            <w:r>
-                              <w:rPr>
-                                <w:rFonts w:asciiTheme="majorBidi" w:hAnsiTheme="majorBidi" w:cstheme="majorBidi"/>
-                                <w:sz w:val="28"/>
-                              </w:rPr>
-                              <w:t>}</w:t>
-                            </w:r>
-                            <w:r>
-                              <w:rPr>
-                                <w:rFonts w:asciiTheme="majorBidi" w:hAnsiTheme="majorBidi" w:cstheme="majorBidi"/>
-                                <w:sz w:val="28"/>
-                                <w:cs/>
-                              </w:rPr>
-                              <w:t>)</w:t>
-                            </w:r>
-                          </w:p>
-                          <w:p>
-                            <w:pPr>
-                              <w:spacing w:after="0"/>
-                              <w:jc w:val="center"/>
-                              <w:rPr>
-                                <w:rFonts w:asciiTheme="majorBidi" w:hAnsiTheme="majorBidi" w:cstheme="majorBidi"/>
-                                <w:sz w:val="28"/>
-                              </w:rPr>
-                            </w:pPr>
-                            <w:r>
-                              <w:rPr>
-                                <w:rFonts w:asciiTheme="majorBidi" w:hAnsiTheme="majorBidi" w:cstheme="majorBidi"/>
-                                <w:sz w:val="28"/>
-                              </w:rPr>
-                              <w:t>{</w:t>
-                            </w:r>
-                            <w:r>
-                              <w:rPr>
-                                <w:rFonts w:asciiTheme="majorBidi" w:hAnsiTheme="majorBidi" w:cstheme="majorBidi"/>
-                                <w:sz w:val="28"/>
-                                <w:cs/>
-                              </w:rPr>
-                              <w:t>วันที่ที่ออกสัญญา</w:t>
-                            </w:r>
-                            <w:r>
-                              <w:rPr>
-                                <w:rFonts w:asciiTheme="majorBidi" w:hAnsiTheme="majorBidi" w:cstheme="majorBidi"/>
-                                <w:sz w:val="28"/>
-                              </w:rPr>
-                              <w:t>}</w:t>
-                            </w:r>
-                          </w:p>
-                          <w:p>
-                            <w:pPr>
-                              <w:jc w:val="center"/>
-                              <w:rPr>
-                                <w:cs/>
-                              </w:rPr>
-                            </w:pPr>
-                          </w:p>
-                        </w:txbxContent>
-                      </wps:txbx>
-                      <wps:bodyPr rot="0" vert="horz" wrap="square" lIns="91440" tIns="45720" rIns="91440" bIns="45720" anchor="t" anchorCtr="0">
-                        <a:noAutofit/>
-                      </wps:bodyPr>
-                    </wps:wsp>
-                  </a:graphicData>
-                </a:graphic>
-                <wp14:sizeRelH relativeFrom="margin">
-                  <wp14:pctWidth>0</wp14:pctWidth>
-                </wp14:sizeRelH>
-                <wp14:sizeRelV relativeFrom="margin">
-                  <wp14:pctHeight>0</wp14:pctHeight>
-                </wp14:sizeRelV>
-              </wp:anchor>
-            </w:drawing>
-          </mc:Choice>
-          <mc:Fallback>
-            <w:pict>
-              <v:shape w14:anchorId="0AEF3EF0" id="Text Box 2" o:spid="_x0000_s1028" type="#_x0000_t202" style="position:absolute;margin-left:153pt;margin-top:9.95pt;width:294.95pt;height:136.4pt;z-index:251662336;visibility:visible;mso-wrap-style:square;mso-width-percent:0;mso-height-percent:0;mso-wrap-distance-left:9pt;mso-wrap-distance-top:3.6pt;mso-wrap-distance-right:9pt;mso-wrap-distance-bottom:3.6pt;mso-position-horizontal:absolute;mso-position-horizontal-relative:text;mso-position-vertical:absolute;mso-position-vertical-relative:text;mso-width-percent:0;mso-height-percent:0;mso-width-relative:margin;mso-height-relative:margin;v-text-anchor:top" o:gfxdata="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" filled="f" stroked="f">
-                <v:textbox>
-                  <w:txbxContent>
-                    <w:p>
-                      <w:pPr>
-                        <w:spacing w:after="0"/>
-                        <w:jc w:val="center"/>
-                        <w:rPr>
-                          <w:rFonts w:asciiTheme="majorBidi" w:hAnsiTheme="majorBidi" w:cstheme="majorBidi"/>
-                          <w:b/>
-                          <w:bCs/>
-                          <w:sz w:val="32"/>
-                          <w:szCs w:val="32"/>
-                        </w:rPr>
-                      </w:pPr>
-                      <w:r>
-                        <w:rPr>
-                          <w:rFonts w:asciiTheme="majorBidi" w:hAnsiTheme="majorBidi" w:cstheme="majorBidi"/>
-                          <w:b/>
-                          <w:bCs/>
-                          <w:sz w:val="32"/>
-                          <w:szCs w:val="32"/>
-                          <w:cs/>
-                        </w:rPr>
-                        <w:t>สำเนาถูกต้อง</w:t>
-                      </w:r>
-                    </w:p>
-                    <w:p>
-                      <w:pPr>
-                        <w:spacing w:after="0"/>
-                        <w:jc w:val="center"/>
-                        <w:rPr>
-                          <w:rFonts w:asciiTheme="majorBidi" w:hAnsiTheme="majorBidi" w:cstheme="majorBidi"/>
-                          <w:color w:val="FF0000"/>
-                          <w:sz w:val="28"/>
-                        </w:rPr>
-                      </w:pPr>
-                      <w:r>
-                        <w:rPr>
-                          <w:rFonts w:asciiTheme="majorBidi" w:hAnsiTheme="majorBidi" w:cstheme="majorBidi"/>
-                          <w:color w:val="FF0000"/>
-                          <w:sz w:val="28"/>
-                          <w:cs/>
-                        </w:rPr>
-                        <w:t>เอกสารฉบับนี้ใช้สำหรับผ่อน</w:t>
-                      </w:r>
-                      <w:r>
-                        <w:rPr>
-                          <w:rFonts w:asciiTheme="majorBidi" w:hAnsiTheme="majorBidi" w:cstheme="majorBidi"/>
-                          <w:color w:val="FF0000"/>
-                          <w:sz w:val="24"/>
-                          <w:szCs w:val="24"/>
-                          <w:cs/>
-                        </w:rPr>
-                        <w:t>สินค้า</w:t>
-                      </w:r>
-                      <w:r>
-                        <w:rPr>
-                          <w:rFonts w:asciiTheme="majorBidi" w:hAnsiTheme="majorBidi" w:cstheme="majorBidi"/>
-                          <w:color w:val="FF0000"/>
-                          <w:sz w:val="28"/>
-                          <w:cs/>
-                        </w:rPr>
-                        <w:t>กับบจก.แซลม่อน เอ็นเตอร์ไพรส์</w:t>
-                      </w:r>
-                      <w:r>
-                        <w:rPr>
-                          <w:rFonts w:asciiTheme="majorBidi" w:hAnsiTheme="majorBidi" w:cstheme="majorBidi"/>
-                          <w:color w:val="FF0000"/>
-                          <w:sz w:val="28"/>
-                          <w:cs/>
-                        </w:rPr>
-                        <w:t>เท่านั้น</w:t>
-                      </w:r>
-                    </w:p>
-                    <w:p>
-                      <w:pPr>
-                        <w:spacing w:after="0"/>
-                        <w:jc w:val="center"/>
-                        <w:rPr>
-                          <w:rFonts w:asciiTheme="majorBidi" w:hAnsiTheme="majorBidi" w:cstheme="majorBidi"/>
-                          <w:color w:val="FF0000"/>
-                          <w:sz w:val="28"/>
-                        </w:rPr>
-                      </w:pPr>
-                    </w:p>
-                    <w:p>
-                      <w:pPr>
-                        <w:spacing w:after="0"/>
-                        <w:jc w:val="center"/>
-                        <w:rPr>
-                          <w:rFonts w:asciiTheme="majorBidi" w:hAnsiTheme="majorBidi" w:cstheme="majorBidi"/>
-                          <w:color w:val="FF0000"/>
-                          <w:sz w:val="28"/>
-                        </w:rPr>
-                      </w:pPr>
-                    </w:p>
-                    <w:p>
-                      <w:pPr>
-                        <w:spacing w:after="0"/>
-                        <w:jc w:val="center"/>
-                        <w:rPr>
-                          <w:rFonts w:asciiTheme="majorBidi" w:hAnsiTheme="majorBidi" w:cstheme="majorBidi"/>
-                          <w:color w:val="000000" w:themeColor="text1"/>
-                          <w:sz w:val="28"/>
-                        </w:rPr>
-                      </w:pPr>
-                      <w:r>
-                        <w:rPr>
-                          <w:rFonts w:asciiTheme="majorBidi" w:hAnsiTheme="majorBidi" w:cstheme="majorBidi" w:hint="cs"/>
-                          <w:color w:val="000000" w:themeColor="text1"/>
-                          <w:sz w:val="28"/>
-                          <w:cs/>
-                        </w:rPr>
-                        <w:t>ลายเซ็น......................................................ผู้เช่าซื้อ</w:t>
-                      </w:r>
-                    </w:p>
-                    <w:p>
-                      <w:pPr>
-                        <w:spacing w:after="0"/>
-                        <w:jc w:val="center"/>
-                        <w:rPr>
-                          <w:rFonts w:asciiTheme="majorBidi" w:hAnsiTheme="majorBidi" w:cstheme="majorBidi"/>
-                          <w:sz w:val="28"/>
-                        </w:rPr>
-                      </w:pPr>
-                      <w:r>
-                        <w:rPr>
-                          <w:rFonts w:asciiTheme="majorBidi" w:hAnsiTheme="majorBidi" w:cstheme="majorBidi"/>
-                          <w:sz w:val="28"/>
-                          <w:cs/>
-                        </w:rPr>
-                        <w:t>(</w:t>
-                      </w:r>
-                      <w:r>
-                        <w:rPr>
-                          <w:rFonts w:asciiTheme="majorBidi" w:hAnsiTheme="majorBidi" w:cstheme="majorBidi"/>
-                          <w:sz w:val="28"/>
-                        </w:rPr>
-                        <w:t>{</w:t>
-                      </w:r>
-                      <w:r>
-                        <w:rPr>
-                          <w:rFonts w:asciiTheme="majorBidi" w:hAnsiTheme="majorBidi" w:cstheme="majorBidi"/>
-                          <w:sz w:val="28"/>
-                          <w:cs/>
-                        </w:rPr>
-                        <w:t>ชื่อ</w:t>
-                      </w:r>
-                      <w:r>
-                        <w:rPr>
-                          <w:rFonts w:asciiTheme="majorBidi" w:hAnsiTheme="majorBidi" w:cstheme="majorBidi"/>
-                          <w:sz w:val="28"/>
-                        </w:rPr>
-                        <w:t>_</w:t>
-                      </w:r>
-                      <w:r>
-                        <w:rPr>
-                          <w:rFonts w:asciiTheme="majorBidi" w:hAnsiTheme="majorBidi" w:cstheme="majorBidi"/>
-                          <w:sz w:val="28"/>
-                          <w:cs/>
-                        </w:rPr>
-                        <w:t>นามสกุลลูกค้า</w:t>
-                      </w:r>
-                      <w:r>
-                        <w:rPr>
-                          <w:rFonts w:asciiTheme="majorBidi" w:hAnsiTheme="majorBidi" w:cstheme="majorBidi"/>
-                          <w:sz w:val="28"/>
-                        </w:rPr>
-                        <w:t>}</w:t>
-                      </w:r>
-                      <w:r>
-                        <w:rPr>
-                          <w:rFonts w:asciiTheme="majorBidi" w:hAnsiTheme="majorBidi" w:cstheme="majorBidi"/>
-                          <w:sz w:val="28"/>
-                          <w:cs/>
-                        </w:rPr>
-                        <w:t>)</w:t>
-                      </w:r>
-                    </w:p>
-                    <w:p>
-                      <w:pPr>
-                        <w:spacing w:after="0"/>
-                        <w:jc w:val="center"/>
-                        <w:rPr>
-                          <w:rFonts w:asciiTheme="majorBidi" w:hAnsiTheme="majorBidi" w:cstheme="majorBidi"/>
-                          <w:sz w:val="28"/>
-                        </w:rPr>
-                      </w:pPr>
-                      <w:r>
-                        <w:rPr>
-                          <w:rFonts w:asciiTheme="majorBidi" w:hAnsiTheme="majorBidi" w:cstheme="majorBidi"/>
-                          <w:sz w:val="28"/>
-                        </w:rPr>
-                        <w:t>{</w:t>
-                      </w:r>
-                      <w:r>
-                        <w:rPr>
-                          <w:rFonts w:asciiTheme="majorBidi" w:hAnsiTheme="majorBidi" w:cstheme="majorBidi"/>
-                          <w:sz w:val="28"/>
-                          <w:cs/>
-                        </w:rPr>
-                        <w:t>วันที่ที่ออกสัญญา</w:t>
-                      </w:r>
-                      <w:r>
-                        <w:rPr>
-                          <w:rFonts w:asciiTheme="majorBidi" w:hAnsiTheme="majorBidi" w:cstheme="majorBidi"/>
-                          <w:sz w:val="28"/>
-                        </w:rPr>
-                        <w:t>}</w:t>
-                      </w:r>
-                    </w:p>
-                    <w:p>
-                      <w:pPr>
-                        <w:jc w:val="center"/>
-                        <w:rPr>
-                          <w:cs/>
-                        </w:rPr>
-                      </w:pPr>
-                    </w:p>
-                  </w:txbxContent>
-                </v:textbox>
-                <w10:wrap type="square"/>
-              </v:shape>
-            </w:pict>
-          </mc:Fallback>
-        </mc:AlternateContent>
-      </w:r>
-    </w:p>
-    <w:p>
-      <w:pPr>
-        <w:tabs>
-          <w:tab w:val="left" w:pos="3281"/>
-        </w:tabs>
-      </w:pPr>
-    </w:p>
-    <w:p>
-      <w:pPr>
-        <w:jc w:val="center"/>
-        <w:rPr>
-          <w:rFonts w:asciiTheme="majorBidi" w:hAnsiTheme="majorBidi" w:cstheme="majorBidi"/>
-          <w:sz w:val="28"/>
-        </w:rPr>
-      </w:pPr>
-    </w:p>
-    <w:p>
-      <w:pPr>
-        <w:jc w:val="center"/>
-        <w:rPr>
-          <w:rFonts w:asciiTheme="majorBidi" w:hAnsiTheme="majorBidi" w:cstheme="majorBidi"/>
-          <w:sz w:val="28"/>
-        </w:rPr>
-      </w:pPr>
-    </w:p>
-    <w:p>
-      <w:pPr>
-        <w:jc w:val="center"/>
-        <w:rPr>
-          <w:rFonts w:asciiTheme="majorBidi" w:hAnsiTheme="majorBidi" w:cstheme="majorBidi"/>
-          <w:sz w:val="28"/>
-        </w:rPr>
-      </w:pPr>
-    </w:p>
-    <w:p>
-      <w:pPr>
-        <w:jc w:val="center"/>
-        <w:rPr>
-          <w:rFonts w:asciiTheme="majorBidi" w:hAnsiTheme="majorBidi" w:cstheme="majorBidi"/>
-          <w:sz w:val="28"/>
-        </w:rPr>
-      </w:pPr>
-    </w:p>
-    <w:p>
-      <w:pPr>
-        <w:jc w:val="center"/>
-        <w:rPr>
-          <w:rFonts w:asciiTheme="majorBidi" w:hAnsiTheme="majorBidi" w:cstheme="majorBidi"/>
-          <w:sz w:val="28"/>
-        </w:rPr>
-      </w:pPr>
-    </w:p>
-    <w:p>
-      <w:pPr>
-        <w:jc w:val="center"/>
-        <w:rPr>
-          <w:rFonts w:asciiTheme="majorBidi" w:hAnsiTheme="majorBidi" w:cstheme="majorBidi"/>
-          <w:sz w:val="28"/>
-        </w:rPr>
-      </w:pPr>
-    </w:p>
-    <w:p>
-      <w:pPr>
-        <w:jc w:val="center"/>
-        <w:rPr>
-          <w:rFonts w:asciiTheme="majorBidi" w:hAnsiTheme="majorBidi" w:cstheme="majorBidi"/>
-          <w:sz w:val="28"/>
-        </w:rPr>
-      </w:pPr>
-    </w:p>
-    <w:p>
-      <w:pPr>
-        <w:jc w:val="center"/>
-        <w:rPr>
-          <w:rFonts w:asciiTheme="majorBidi" w:hAnsiTheme="majorBidi" w:cstheme="majorBidi"/>
-          <w:sz w:val="28"/>
-        </w:rPr>
-      </w:pPr>
-    </w:p>
-    <w:p>
-      <w:pPr>
-        <w:jc w:val="center"/>
-        <w:rPr>
-          <w:rFonts w:asciiTheme="majorBidi" w:hAnsiTheme="majorBidi" w:cstheme="majorBidi"/>
-          <w:sz w:val="28"/>
-        </w:rPr>
-      </w:pPr>
-    </w:p>
-    <w:p>
-      <w:pPr>
-        <w:jc w:val="center"/>
-        <w:rPr>
-          <w:rFonts w:asciiTheme="majorBidi" w:hAnsiTheme="majorBidi" w:cstheme="majorBidi"/>
-          <w:sz w:val="28"/>
-        </w:rPr>
-      </w:pPr>
-    </w:p>
-    <w:p>
-      <w:pPr>
-        <w:tabs>
-          <w:tab w:val="left" w:pos="6023"/>
-        </w:tabs>
-      </w:pPr>
-    </w:p>
-    <w:p>
-      <w:pPr>
-        <w:tabs>
-          <w:tab w:val="left" w:pos="6023"/>
-        </w:tabs>
-      </w:pPr>
-    </w:p>
-    <w:p>
-      <w:pPr>
-        <w:tabs>
-          <w:tab w:val="left" w:pos="6023"/>
-        </w:tabs>
-      </w:pPr>
-    </w:p>
-    <w:p>
-      <w:pPr>
-        <w:tabs>
-          <w:tab w:val="left" w:pos="6023"/>
-        </w:tabs>
-      </w:pPr>
-    </w:p>
-    <w:p>
-      <w:pPr>
-        <w:tabs>
-          <w:tab w:val="left" w:pos="6023"/>
-        </w:tabs>
-      </w:pPr>
-    </w:p>
-    <w:p>
-      <w:pPr>
-        <w:tabs>
-          <w:tab w:val="left" w:pos="6023"/>
-        </w:tabs>
-      </w:pPr>
-    </w:p>
-    <w:p>
-      <w:pPr>
-        <w:tabs>
-          <w:tab w:val="left" w:pos="6023"/>
-        </w:tabs>
-      </w:pPr>
-    </w:p>
-    <w:p>
-      <w:pPr>
-        <w:tabs>
-          <w:tab w:val="left" w:pos="6023"/>
-        </w:tabs>
-      </w:pPr>
-    </w:p>
-    <w:p>
-      <w:pPr>
-        <w:tabs>
-          <w:tab w:val="left" w:pos="6023"/>
-        </w:tabs>
-      </w:pPr>
-    </w:p>
-    <w:p>
-      <w:pPr>
-        <w:tabs>
-          <w:tab w:val="left" w:pos="6023"/>
-        </w:tabs>
-      </w:pPr>
-    </w:p>
-    <w:p>
-      <w:pPr>
-        <w:tabs>
-          <w:tab w:val="left" w:pos="6023"/>
-        </w:tabs>
-      </w:pPr>
-    </w:p>
-    <w:p>
-      <w:pPr>
-        <w:tabs>
-          <w:tab w:val="left" w:pos="6023"/>
-        </w:tabs>
-      </w:pPr>
-    </w:p>
-    <w:p>
-      <w:pPr>
-        <w:tabs>
-          <w:tab w:val="left" w:pos="6023"/>
-        </w:tabs>
-      </w:pPr>
-    </w:p>
-    <w:p>
-      <w:pPr>
-        <w:tabs>
-          <w:tab w:val="left" w:pos="6023"/>
-        </w:tabs>
-      </w:pPr>
-    </w:p>
-    <w:p>
-      <w:pPr>
-        <w:tabs>
-          <w:tab w:val="left" w:pos="6023"/>
-        </w:tabs>
-      </w:pPr>
-    </w:p>
-    <w:p>
       <w:r>
         <w:t>{#hasGuarantor}</w:t>
       </w:r>
@@ -9073,6 +8246,1296 @@
     <w:p>
       <w:r>
         <w:t>{/hasGuarantor}</w:t>
+      </w:r>
+    </w:p>
+    <w:p>
+      <w:r>
+        <w:t>{#hasGuardian}</w:t>
+      </w:r>
+    </w:p>
+    <w:p>
+      <w:pPr>
+        <w:spacing w:after="154"/>
+        <w:jc w:val="center"/>
+        <w:rPr>
+          <w:rFonts w:asciiTheme="majorBidi" w:hAnsiTheme="majorBidi" w:cstheme="majorBidi"/>
+          <w:b/>
+          <w:bCs/>
+          <w:sz w:val="36"/>
+          <w:szCs w:val="36"/>
+        </w:rPr>
+      </w:pPr>
+    </w:p>
+    <w:p>
+      <w:pPr>
+        <w:spacing w:after="154"/>
+        <w:jc w:val="center"/>
+        <w:rPr>
+          <w:rFonts w:asciiTheme="majorBidi" w:hAnsiTheme="majorBidi" w:cstheme="majorBidi"/>
+          <w:b/>
+          <w:bCs/>
+          <w:sz w:val="36"/>
+          <w:szCs w:val="36"/>
+        </w:rPr>
+      </w:pPr>
+    </w:p>
+    <w:p>
+      <w:pPr>
+        <w:spacing w:after="154"/>
+        <w:jc w:val="center"/>
+        <w:rPr>
+          <w:rFonts w:asciiTheme="majorBidi" w:hAnsiTheme="majorBidi" w:cstheme="majorBidi"/>
+          <w:b/>
+          <w:bCs/>
+          <w:sz w:val="36"/>
+          <w:szCs w:val="36"/>
+        </w:rPr>
+      </w:pPr>
+    </w:p>
+    <w:p>
+      <w:pPr>
+        <w:spacing w:after="154"/>
+        <w:jc w:val="center"/>
+        <w:rPr>
+          <w:rFonts w:asciiTheme="majorBidi" w:hAnsiTheme="majorBidi" w:cstheme="majorBidi"/>
+          <w:b/>
+          <w:bCs/>
+          <w:sz w:val="36"/>
+          <w:szCs w:val="36"/>
+        </w:rPr>
+      </w:pPr>
+    </w:p>
+    <w:p>
+      <w:pPr>
+        <w:spacing w:after="154"/>
+        <w:jc w:val="center"/>
+        <w:rPr>
+          <w:rFonts w:asciiTheme="majorBidi" w:hAnsiTheme="majorBidi" w:cstheme="majorBidi"/>
+          <w:b/>
+          <w:bCs/>
+          <w:sz w:val="36"/>
+          <w:szCs w:val="36"/>
+        </w:rPr>
+      </w:pPr>
+    </w:p>
+    <w:p>
+      <w:pPr>
+        <w:spacing w:after="154"/>
+        <w:jc w:val="center"/>
+        <w:rPr>
+          <w:rFonts w:asciiTheme="majorBidi" w:hAnsiTheme="majorBidi" w:cstheme="majorBidi"/>
+          <w:b/>
+          <w:bCs/>
+          <w:sz w:val="36"/>
+          <w:szCs w:val="36"/>
+        </w:rPr>
+      </w:pPr>
+    </w:p>
+    <w:p>
+      <w:pPr>
+        <w:spacing w:after="154"/>
+        <w:jc w:val="center"/>
+        <w:rPr>
+          <w:rFonts w:asciiTheme="majorBidi" w:hAnsiTheme="majorBidi" w:cstheme="majorBidi"/>
+          <w:b/>
+          <w:bCs/>
+          <w:sz w:val="36"/>
+          <w:szCs w:val="36"/>
+        </w:rPr>
+      </w:pPr>
+      <w:r>
+        <w:rPr>
+          <w:rFonts w:asciiTheme="majorBidi" w:hAnsiTheme="majorBidi" w:cstheme="majorBidi"/>
+          <w:b/>
+          <w:bCs/>
+          <w:sz w:val="36"/>
+          <w:szCs w:val="36"/>
+        </w:rPr>
+        <w:lastRenderedPageBreak/>
+        <w:t>ห</w:t>
+      </w:r>
+      <w:r>
+        <w:rPr>
+          <w:rFonts w:asciiTheme="majorBidi" w:hAnsiTheme="majorBidi" w:cstheme="majorBidi"/>
+          <w:b/>
+          <w:bCs/>
+          <w:sz w:val="36"/>
+          <w:szCs w:val="36"/>
+          <w:cs/>
+        </w:rPr>
+        <w:t>นังสือ</w:t>
+      </w:r>
+      <w:r>
+        <w:rPr>
+          <w:rFonts w:asciiTheme="majorBidi" w:hAnsiTheme="majorBidi" w:cstheme="majorBidi"/>
+          <w:b/>
+          <w:bCs/>
+          <w:sz w:val="36"/>
+          <w:szCs w:val="36"/>
+        </w:rPr>
+        <w:t>ยินยอม</w:t>
+      </w:r>
+      <w:r>
+        <w:rPr>
+          <w:rFonts w:asciiTheme="majorBidi" w:hAnsiTheme="majorBidi" w:cstheme="majorBidi"/>
+          <w:b/>
+          <w:bCs/>
+          <w:sz w:val="36"/>
+          <w:szCs w:val="36"/>
+          <w:cs/>
+        </w:rPr>
+        <w:t>ผู้แ</w:t>
+      </w:r>
+      <w:r>
+        <w:rPr>
+          <w:rFonts w:asciiTheme="majorBidi" w:hAnsiTheme="majorBidi" w:cstheme="majorBidi"/>
+          <w:b/>
+          <w:bCs/>
+          <w:sz w:val="36"/>
+          <w:szCs w:val="36"/>
+        </w:rPr>
+        <w:t>ทนโดยชอบธรรม</w:t>
+      </w:r>
+    </w:p>
+    <w:p>
+      <w:pPr>
+        <w:ind w:left="-15" w:firstLine="5547"/>
+        <w:rPr>
+          <w:rFonts w:asciiTheme="majorBidi" w:hAnsiTheme="majorBidi" w:cstheme="majorBidi"/>
+          <w:sz w:val="32"/>
+          <w:szCs w:val="32"/>
+        </w:rPr>
+      </w:pPr>
+      <w:r>
+        <w:rPr>
+          <w:rFonts w:asciiTheme="majorBidi" w:eastAsia="Cordia New" w:hAnsiTheme="majorBidi" w:cstheme="majorBidi"/>
+          <w:sz w:val="32"/>
+          <w:szCs w:val="32"/>
+        </w:rPr>
+        <w:t xml:space="preserve">    </w:t>
+      </w:r>
+      <w:r>
+        <w:rPr>
+          <w:rFonts w:asciiTheme="majorBidi" w:hAnsiTheme="majorBidi" w:cstheme="majorBidi" w:hint="cs"/>
+          <w:sz w:val="32"/>
+          <w:szCs w:val="32"/>
+          <w:cs/>
+        </w:rPr>
+        <w:t xml:space="preserve">                    </w:t>
+      </w:r>
+      <w:r>
+        <w:rPr>
+          <w:rFonts w:asciiTheme="majorBidi" w:hAnsiTheme="majorBidi" w:cstheme="majorBidi"/>
+          <w:sz w:val="32"/>
+          <w:szCs w:val="32"/>
+          <w:cs/>
+        </w:rPr>
+        <w:t>วันที่</w:t>
+      </w:r>
+      <w:r>
+        <w:rPr>
+          <w:rFonts w:asciiTheme="majorBidi" w:hAnsiTheme="majorBidi" w:cstheme="majorBidi"/>
+          <w:sz w:val="32"/>
+          <w:szCs w:val="32"/>
+        </w:rPr>
+        <w:t xml:space="preserve"> </w:t>
+      </w:r>
+      <w:r>
+        <w:rPr>
+          <w:rFonts w:asciiTheme="majorBidi" w:hAnsiTheme="majorBidi" w:cstheme="majorBidi"/>
+          <w:sz w:val="32"/>
+          <w:szCs w:val="32"/>
+        </w:rPr>
+        <w:t>{</w:t>
+      </w:r>
+      <w:r>
+        <w:rPr>
+          <w:rFonts w:asciiTheme="majorBidi" w:hAnsiTheme="majorBidi" w:cs="Angsana New"/>
+          <w:sz w:val="32"/>
+          <w:szCs w:val="32"/>
+          <w:cs/>
+        </w:rPr>
+        <w:t>วันที่ที่ออกสัญญา</w:t>
+      </w:r>
+      <w:r>
+        <w:rPr>
+          <w:rFonts w:asciiTheme="majorBidi" w:hAnsiTheme="majorBidi" w:cstheme="majorBidi"/>
+          <w:sz w:val="32"/>
+          <w:szCs w:val="32"/>
+        </w:rPr>
+        <w:t>}</w:t>
+      </w:r>
+      <w:r>
+        <w:rPr>
+          <w:rFonts w:asciiTheme="majorBidi" w:hAnsiTheme="majorBidi" w:cstheme="majorBidi"/>
+          <w:sz w:val="32"/>
+          <w:szCs w:val="32"/>
+        </w:rPr>
+        <w:t xml:space="preserve"> </w:t>
+      </w:r>
+    </w:p>
+    <w:p>
+      <w:pPr>
+        <w:spacing w:after="0"/>
+        <w:ind w:left="-15" w:firstLine="735"/>
+        <w:rPr>
+          <w:rFonts w:asciiTheme="majorBidi" w:hAnsiTheme="majorBidi" w:cs="Angsana New"/>
+          <w:sz w:val="32"/>
+          <w:szCs w:val="32"/>
+        </w:rPr>
+      </w:pPr>
+      <w:r>
+        <w:rPr>
+          <w:rFonts w:asciiTheme="majorBidi" w:hAnsiTheme="majorBidi" w:cstheme="majorBidi"/>
+          <w:sz w:val="32"/>
+          <w:szCs w:val="32"/>
+          <w:cs/>
+        </w:rPr>
+        <w:t>ข้าพเจ้า</w:t>
+      </w:r>
+      <w:r>
+        <w:rPr>
+          <w:rFonts w:asciiTheme="majorBidi" w:hAnsiTheme="majorBidi" w:cstheme="majorBidi" w:hint="cs"/>
+          <w:sz w:val="32"/>
+          <w:szCs w:val="32"/>
+          <w:cs/>
+        </w:rPr>
+        <w:t xml:space="preserve"> </w:t>
+      </w:r>
+      <w:r>
+        <w:rPr>
+          <w:rFonts w:asciiTheme="majorBidi" w:hAnsiTheme="majorBidi" w:cstheme="majorBidi"/>
+          <w:sz w:val="32"/>
+          <w:szCs w:val="32"/>
+        </w:rPr>
+        <w:t>{</w:t>
+      </w:r>
+      <w:r>
+        <w:rPr>
+          <w:rFonts w:asciiTheme="majorBidi" w:hAnsiTheme="majorBidi" w:cs="Angsana New"/>
+          <w:sz w:val="32"/>
+          <w:szCs w:val="32"/>
+          <w:cs/>
+        </w:rPr>
+        <w:t>คำนำหน้า</w:t>
+      </w:r>
+      <w:r>
+        <w:rPr>
+          <w:rFonts w:asciiTheme="majorBidi" w:hAnsiTheme="majorBidi" w:cstheme="majorBidi"/>
+          <w:sz w:val="32"/>
+          <w:szCs w:val="32"/>
+        </w:rPr>
+        <w:t>_</w:t>
+      </w:r>
+      <w:r>
+        <w:rPr>
+          <w:rFonts w:asciiTheme="majorBidi" w:hAnsiTheme="majorBidi" w:cs="Angsana New"/>
+          <w:sz w:val="32"/>
+          <w:szCs w:val="32"/>
+          <w:cs/>
+        </w:rPr>
+        <w:t>ผู้ปกครอง</w:t>
+      </w:r>
+      <w:r>
+        <w:rPr>
+          <w:rFonts w:asciiTheme="majorBidi" w:hAnsiTheme="majorBidi" w:cstheme="majorBidi"/>
+          <w:sz w:val="32"/>
+          <w:szCs w:val="32"/>
+        </w:rPr>
+        <w:t>}{</w:t>
+      </w:r>
+      <w:r>
+        <w:rPr>
+          <w:rFonts w:asciiTheme="majorBidi" w:hAnsiTheme="majorBidi" w:cs="Angsana New"/>
+          <w:sz w:val="32"/>
+          <w:szCs w:val="32"/>
+          <w:cs/>
+        </w:rPr>
+        <w:t>ชื่อ</w:t>
+      </w:r>
+      <w:r>
+        <w:rPr>
+          <w:rFonts w:asciiTheme="majorBidi" w:hAnsiTheme="majorBidi" w:cstheme="majorBidi"/>
+          <w:sz w:val="32"/>
+          <w:szCs w:val="32"/>
+        </w:rPr>
+        <w:t>_</w:t>
+      </w:r>
+      <w:r>
+        <w:rPr>
+          <w:rFonts w:asciiTheme="majorBidi" w:hAnsiTheme="majorBidi" w:cs="Angsana New"/>
+          <w:sz w:val="32"/>
+          <w:szCs w:val="32"/>
+          <w:cs/>
+        </w:rPr>
+        <w:t>นามสกุล</w:t>
+      </w:r>
+      <w:r>
+        <w:rPr>
+          <w:rFonts w:asciiTheme="majorBidi" w:hAnsiTheme="majorBidi" w:cstheme="majorBidi"/>
+          <w:sz w:val="32"/>
+          <w:szCs w:val="32"/>
+        </w:rPr>
+        <w:t>_</w:t>
+      </w:r>
+      <w:r>
+        <w:rPr>
+          <w:rFonts w:asciiTheme="majorBidi" w:hAnsiTheme="majorBidi" w:cs="Angsana New"/>
+          <w:sz w:val="32"/>
+          <w:szCs w:val="32"/>
+          <w:cs/>
+        </w:rPr>
+        <w:t>ผู้ปกครอง</w:t>
+      </w:r>
+      <w:r>
+        <w:rPr>
+          <w:rFonts w:asciiTheme="majorBidi" w:hAnsiTheme="majorBidi" w:cstheme="majorBidi"/>
+          <w:sz w:val="32"/>
+          <w:szCs w:val="32"/>
+        </w:rPr>
+        <w:t>}</w:t>
+      </w:r>
+      <w:r>
+        <w:rPr>
+          <w:rFonts w:asciiTheme="majorBidi" w:hAnsiTheme="majorBidi" w:cstheme="majorBidi" w:hint="cs"/>
+          <w:sz w:val="32"/>
+          <w:szCs w:val="32"/>
+          <w:cs/>
+        </w:rPr>
+        <w:t xml:space="preserve"> </w:t>
+      </w:r>
+      <w:r>
+        <w:rPr>
+          <w:rFonts w:asciiTheme="majorBidi" w:hAnsiTheme="majorBidi" w:cstheme="majorBidi"/>
+          <w:sz w:val="32"/>
+          <w:szCs w:val="32"/>
+          <w:cs/>
+        </w:rPr>
+        <w:t>เบอร์ติดต่อ</w:t>
+      </w:r>
+      <w:r>
+        <w:rPr>
+          <w:rFonts w:asciiTheme="majorBidi" w:hAnsiTheme="majorBidi" w:cstheme="majorBidi" w:hint="cs"/>
+          <w:sz w:val="32"/>
+          <w:szCs w:val="32"/>
+          <w:cs/>
+        </w:rPr>
+        <w:t xml:space="preserve"> </w:t>
+      </w:r>
+      <w:r>
+        <w:rPr>
+          <w:rFonts w:asciiTheme="majorBidi" w:hAnsiTheme="majorBidi" w:cstheme="majorBidi"/>
+          <w:sz w:val="32"/>
+          <w:szCs w:val="32"/>
+        </w:rPr>
+        <w:t>{</w:t>
+      </w:r>
+      <w:r>
+        <w:rPr>
+          <w:rFonts w:asciiTheme="majorBidi" w:hAnsiTheme="majorBidi" w:cs="Angsana New"/>
+          <w:sz w:val="32"/>
+          <w:szCs w:val="32"/>
+          <w:cs/>
+        </w:rPr>
+        <w:t>เบอร์ติดต่อ</w:t>
+      </w:r>
+      <w:r>
+        <w:rPr>
+          <w:rFonts w:asciiTheme="majorBidi" w:hAnsiTheme="majorBidi" w:cstheme="majorBidi"/>
+          <w:sz w:val="32"/>
+          <w:szCs w:val="32"/>
+        </w:rPr>
+        <w:t>_</w:t>
+      </w:r>
+      <w:r>
+        <w:rPr>
+          <w:rFonts w:asciiTheme="majorBidi" w:hAnsiTheme="majorBidi" w:cs="Angsana New"/>
+          <w:sz w:val="32"/>
+          <w:szCs w:val="32"/>
+          <w:cs/>
+        </w:rPr>
+        <w:t>ผู้ปกครอง</w:t>
+      </w:r>
+      <w:r>
+        <w:rPr>
+          <w:rFonts w:asciiTheme="majorBidi" w:hAnsiTheme="majorBidi" w:cstheme="majorBidi"/>
+          <w:sz w:val="32"/>
+          <w:szCs w:val="32"/>
+        </w:rPr>
+        <w:t>}</w:t>
+      </w:r>
+      <w:r>
+        <w:rPr>
+          <w:rFonts w:asciiTheme="majorBidi" w:hAnsiTheme="majorBidi" w:cstheme="majorBidi" w:hint="cs"/>
+          <w:sz w:val="32"/>
+          <w:szCs w:val="32"/>
+          <w:cs/>
+        </w:rPr>
+        <w:t xml:space="preserve"> </w:t>
+      </w:r>
+    </w:p>
+    <w:p>
+      <w:pPr>
+        <w:spacing w:after="0"/>
+        <w:ind w:left="-15" w:firstLine="735"/>
+        <w:rPr>
+          <w:rFonts w:asciiTheme="majorBidi" w:hAnsiTheme="majorBidi" w:cstheme="majorBidi"/>
+          <w:sz w:val="32"/>
+          <w:szCs w:val="32"/>
+        </w:rPr>
+      </w:pPr>
+      <w:r>
+        <w:rPr>
+          <w:rFonts w:asciiTheme="majorBidi" w:hAnsiTheme="majorBidi" w:cstheme="majorBidi"/>
+          <w:sz w:val="32"/>
+          <w:szCs w:val="32"/>
+          <w:cs/>
+        </w:rPr>
+        <w:t xml:space="preserve">ซึ่งเป็นบิดา/มารดา หรือ ผู้ปกครอง ของ </w:t>
+      </w:r>
+      <w:r>
+        <w:rPr>
+          <w:rFonts w:asciiTheme="majorBidi" w:hAnsiTheme="majorBidi" w:cstheme="majorBidi"/>
+          <w:sz w:val="32"/>
+          <w:szCs w:val="32"/>
+        </w:rPr>
+        <w:t>{</w:t>
+      </w:r>
+      <w:r>
+        <w:rPr>
+          <w:rFonts w:asciiTheme="majorBidi" w:hAnsiTheme="majorBidi" w:cs="Angsana New"/>
+          <w:sz w:val="32"/>
+          <w:szCs w:val="32"/>
+          <w:cs/>
+        </w:rPr>
+        <w:t>คำนำหน้า</w:t>
+      </w:r>
+      <w:r>
+        <w:rPr>
+          <w:rFonts w:asciiTheme="majorBidi" w:hAnsiTheme="majorBidi" w:cstheme="majorBidi"/>
+          <w:sz w:val="32"/>
+          <w:szCs w:val="32"/>
+        </w:rPr>
+        <w:t>}{</w:t>
+      </w:r>
+      <w:r>
+        <w:rPr>
+          <w:rFonts w:asciiTheme="majorBidi" w:hAnsiTheme="majorBidi" w:cs="Angsana New"/>
+          <w:sz w:val="32"/>
+          <w:szCs w:val="32"/>
+          <w:cs/>
+        </w:rPr>
+        <w:t>ชื่อ</w:t>
+      </w:r>
+      <w:r>
+        <w:rPr>
+          <w:rFonts w:asciiTheme="majorBidi" w:hAnsiTheme="majorBidi" w:cstheme="majorBidi"/>
+          <w:sz w:val="32"/>
+          <w:szCs w:val="32"/>
+        </w:rPr>
+        <w:t>_</w:t>
+      </w:r>
+      <w:r>
+        <w:rPr>
+          <w:rFonts w:asciiTheme="majorBidi" w:hAnsiTheme="majorBidi" w:cs="Angsana New"/>
+          <w:sz w:val="32"/>
+          <w:szCs w:val="32"/>
+          <w:cs/>
+        </w:rPr>
+        <w:t>นามสกุลลูกค้า</w:t>
+      </w:r>
+      <w:r>
+        <w:rPr>
+          <w:rFonts w:asciiTheme="majorBidi" w:hAnsiTheme="majorBidi" w:cstheme="majorBidi"/>
+          <w:sz w:val="32"/>
+          <w:szCs w:val="32"/>
+        </w:rPr>
+        <w:t>}</w:t>
+      </w:r>
+      <w:r>
+        <w:rPr>
+          <w:rFonts w:asciiTheme="majorBidi" w:hAnsiTheme="majorBidi" w:cstheme="majorBidi" w:hint="cs"/>
+          <w:sz w:val="32"/>
+          <w:szCs w:val="32"/>
+          <w:cs/>
+        </w:rPr>
+        <w:t xml:space="preserve"> </w:t>
+      </w:r>
+      <w:r>
+        <w:rPr>
+          <w:rFonts w:asciiTheme="majorBidi" w:hAnsiTheme="majorBidi" w:cstheme="majorBidi"/>
+          <w:sz w:val="32"/>
+          <w:szCs w:val="32"/>
+          <w:cs/>
+        </w:rPr>
+        <w:t>ทำหนังสือฉบับนี้ขึ้นไว้เพื่อเป็นหลักฐานแสดงว่าข้าพเจ้าได้รับทราบและยินยอมให้</w:t>
+      </w:r>
+    </w:p>
+    <w:p>
+      <w:pPr>
+        <w:spacing w:after="0"/>
+        <w:ind w:left="-15" w:firstLine="735"/>
+        <w:rPr>
+          <w:rFonts w:asciiTheme="majorBidi" w:hAnsiTheme="majorBidi" w:cstheme="majorBidi"/>
+          <w:sz w:val="32"/>
+          <w:szCs w:val="32"/>
+        </w:rPr>
+      </w:pPr>
+      <w:r>
+        <w:rPr>
+          <w:rFonts w:asciiTheme="majorBidi" w:hAnsiTheme="majorBidi" w:cstheme="majorBidi"/>
+          <w:sz w:val="32"/>
+          <w:szCs w:val="32"/>
+        </w:rPr>
+        <w:t>{</w:t>
+      </w:r>
+      <w:r>
+        <w:rPr>
+          <w:rFonts w:asciiTheme="majorBidi" w:hAnsiTheme="majorBidi" w:cs="Angsana New"/>
+          <w:sz w:val="32"/>
+          <w:szCs w:val="32"/>
+          <w:cs/>
+        </w:rPr>
+        <w:t>คำนำหน้า</w:t>
+      </w:r>
+      <w:r>
+        <w:rPr>
+          <w:rFonts w:asciiTheme="majorBidi" w:hAnsiTheme="majorBidi" w:cstheme="majorBidi"/>
+          <w:sz w:val="32"/>
+          <w:szCs w:val="32"/>
+        </w:rPr>
+        <w:t>}{</w:t>
+      </w:r>
+      <w:r>
+        <w:rPr>
+          <w:rFonts w:asciiTheme="majorBidi" w:hAnsiTheme="majorBidi" w:cs="Angsana New"/>
+          <w:sz w:val="32"/>
+          <w:szCs w:val="32"/>
+          <w:cs/>
+        </w:rPr>
+        <w:t>ชื่อ</w:t>
+      </w:r>
+      <w:r>
+        <w:rPr>
+          <w:rFonts w:asciiTheme="majorBidi" w:hAnsiTheme="majorBidi" w:cstheme="majorBidi"/>
+          <w:sz w:val="32"/>
+          <w:szCs w:val="32"/>
+        </w:rPr>
+        <w:t>_</w:t>
+      </w:r>
+      <w:r>
+        <w:rPr>
+          <w:rFonts w:asciiTheme="majorBidi" w:hAnsiTheme="majorBidi" w:cs="Angsana New"/>
+          <w:sz w:val="32"/>
+          <w:szCs w:val="32"/>
+          <w:cs/>
+        </w:rPr>
+        <w:t>นามสกุลลูกค้า</w:t>
+      </w:r>
+      <w:r>
+        <w:rPr>
+          <w:rFonts w:asciiTheme="majorBidi" w:hAnsiTheme="majorBidi" w:cstheme="majorBidi"/>
+          <w:sz w:val="32"/>
+          <w:szCs w:val="32"/>
+        </w:rPr>
+        <w:t xml:space="preserve">} </w:t>
+      </w:r>
+      <w:r>
+        <w:rPr>
+          <w:rFonts w:asciiTheme="majorBidi" w:hAnsiTheme="majorBidi" w:cstheme="majorBidi" w:hint="cs"/>
+          <w:sz w:val="32"/>
+          <w:szCs w:val="32"/>
+          <w:cs/>
+        </w:rPr>
+        <w:t>ซึ่ง</w:t>
+      </w:r>
+      <w:r>
+        <w:rPr>
+          <w:rFonts w:asciiTheme="majorBidi" w:hAnsiTheme="majorBidi" w:cstheme="majorBidi"/>
+          <w:sz w:val="32"/>
+          <w:szCs w:val="32"/>
+          <w:cs/>
+        </w:rPr>
+        <w:t xml:space="preserve">เป็นบุตร/ผู้อยู่ในความปกครอง ของข้าพเจ้า เป็นผู้มีอำนาจในการทำนิติกรรม </w:t>
+      </w:r>
+      <w:r>
+        <w:rPr>
+          <w:rFonts w:asciiTheme="majorBidi" w:hAnsiTheme="majorBidi" w:cstheme="majorBidi"/>
+          <w:sz w:val="32"/>
+          <w:szCs w:val="32"/>
+        </w:rPr>
+        <w:t>“</w:t>
+      </w:r>
+      <w:r>
+        <w:rPr>
+          <w:rFonts w:asciiTheme="majorBidi" w:hAnsiTheme="majorBidi" w:cstheme="majorBidi"/>
+          <w:sz w:val="32"/>
+          <w:szCs w:val="32"/>
+          <w:cs/>
+        </w:rPr>
+        <w:t>สัญญาเช่าซื้อ กับ บริษัทแซลม่อน เอ็นเตอร์ไพรส์ จำกัด</w:t>
+      </w:r>
+      <w:r>
+        <w:rPr>
+          <w:rFonts w:asciiTheme="majorBidi" w:hAnsiTheme="majorBidi" w:cstheme="majorBidi"/>
+          <w:sz w:val="32"/>
+          <w:szCs w:val="32"/>
+        </w:rPr>
+        <w:t>”</w:t>
+      </w:r>
+    </w:p>
+    <w:p>
+      <w:pPr>
+        <w:spacing w:after="0"/>
+        <w:ind w:left="-15" w:firstLine="735"/>
+        <w:rPr>
+          <w:rFonts w:asciiTheme="majorBidi" w:hAnsiTheme="majorBidi" w:cstheme="majorBidi"/>
+          <w:sz w:val="32"/>
+          <w:szCs w:val="32"/>
+        </w:rPr>
+      </w:pPr>
+      <w:r>
+        <w:rPr>
+          <w:rFonts w:asciiTheme="majorBidi" w:hAnsiTheme="majorBidi" w:cstheme="majorBidi"/>
+          <w:sz w:val="32"/>
+          <w:szCs w:val="32"/>
+          <w:cs/>
+        </w:rPr>
+        <w:t>การใดที่</w:t>
+      </w:r>
+      <w:r>
+        <w:rPr>
+          <w:rFonts w:asciiTheme="majorBidi" w:hAnsiTheme="majorBidi" w:cstheme="majorBidi" w:hint="cs"/>
+          <w:sz w:val="32"/>
+          <w:szCs w:val="32"/>
+          <w:cs/>
+        </w:rPr>
+        <w:t xml:space="preserve"> </w:t>
+      </w:r>
+      <w:r>
+        <w:rPr>
+          <w:rFonts w:asciiTheme="majorBidi" w:hAnsiTheme="majorBidi" w:cstheme="majorBidi"/>
+          <w:sz w:val="32"/>
+          <w:szCs w:val="32"/>
+        </w:rPr>
+        <w:t>{</w:t>
+      </w:r>
+      <w:r>
+        <w:rPr>
+          <w:rFonts w:asciiTheme="majorBidi" w:hAnsiTheme="majorBidi" w:cs="Angsana New"/>
+          <w:sz w:val="32"/>
+          <w:szCs w:val="32"/>
+          <w:cs/>
+        </w:rPr>
+        <w:t>คำนำหน้า</w:t>
+      </w:r>
+      <w:r>
+        <w:rPr>
+          <w:rFonts w:asciiTheme="majorBidi" w:hAnsiTheme="majorBidi" w:cstheme="majorBidi"/>
+          <w:sz w:val="32"/>
+          <w:szCs w:val="32"/>
+        </w:rPr>
+        <w:t>}{</w:t>
+      </w:r>
+      <w:r>
+        <w:rPr>
+          <w:rFonts w:asciiTheme="majorBidi" w:hAnsiTheme="majorBidi" w:cs="Angsana New"/>
+          <w:sz w:val="32"/>
+          <w:szCs w:val="32"/>
+          <w:cs/>
+        </w:rPr>
+        <w:t>ชื่อ</w:t>
+      </w:r>
+      <w:r>
+        <w:rPr>
+          <w:rFonts w:asciiTheme="majorBidi" w:hAnsiTheme="majorBidi" w:cstheme="majorBidi"/>
+          <w:sz w:val="32"/>
+          <w:szCs w:val="32"/>
+        </w:rPr>
+        <w:t>_</w:t>
+      </w:r>
+      <w:r>
+        <w:rPr>
+          <w:rFonts w:asciiTheme="majorBidi" w:hAnsiTheme="majorBidi" w:cs="Angsana New"/>
+          <w:sz w:val="32"/>
+          <w:szCs w:val="32"/>
+          <w:cs/>
+        </w:rPr>
+        <w:t>นามสกุลลูกค้า</w:t>
+      </w:r>
+      <w:r>
+        <w:rPr>
+          <w:rFonts w:asciiTheme="majorBidi" w:hAnsiTheme="majorBidi" w:cstheme="majorBidi"/>
+          <w:sz w:val="32"/>
+          <w:szCs w:val="32"/>
+        </w:rPr>
+        <w:t>}</w:t>
+      </w:r>
+      <w:r>
+        <w:rPr>
+          <w:rFonts w:asciiTheme="majorBidi" w:hAnsiTheme="majorBidi" w:cstheme="majorBidi" w:hint="cs"/>
+          <w:sz w:val="32"/>
+          <w:szCs w:val="32"/>
+          <w:cs/>
+        </w:rPr>
+        <w:t xml:space="preserve"> </w:t>
+      </w:r>
+      <w:r>
+        <w:rPr>
+          <w:rFonts w:asciiTheme="majorBidi" w:hAnsiTheme="majorBidi" w:cstheme="majorBidi"/>
+          <w:sz w:val="32"/>
+          <w:szCs w:val="32"/>
+          <w:cs/>
+        </w:rPr>
+        <w:t xml:space="preserve">บุตร/ผู้อยู่ในการปกครอง ของข้าพเจ้าได้กระทำไปในขอบอำนาจหนังสือยินยอมนี้ ให้มีผลสมบูรณ์ตามกฎหมายทุกประการ </w:t>
+      </w:r>
+    </w:p>
+    <w:p>
+      <w:pPr>
+        <w:spacing w:after="0"/>
+        <w:ind w:left="-15" w:firstLine="735"/>
+        <w:rPr>
+          <w:rFonts w:asciiTheme="majorBidi" w:hAnsiTheme="majorBidi" w:cstheme="majorBidi"/>
+          <w:sz w:val="32"/>
+          <w:szCs w:val="32"/>
+        </w:rPr>
+      </w:pPr>
+      <w:r>
+        <w:rPr>
+          <w:rFonts w:asciiTheme="majorBidi" w:hAnsiTheme="majorBidi" w:cstheme="majorBidi"/>
+          <w:sz w:val="32"/>
+          <w:szCs w:val="32"/>
+          <w:cs/>
+        </w:rPr>
+        <w:t>เพื่อเป็นหลักฐานในการนี้ ข้าพเจ้าจึงลงลายมือชื่อไว้เป็นสำคัญต่อหน้าพยาน</w:t>
+      </w:r>
+    </w:p>
+    <w:p>
+      <w:pPr>
+        <w:spacing w:after="0"/>
+        <w:ind w:left="-15" w:firstLine="735"/>
+        <w:rPr>
+          <w:rFonts w:asciiTheme="majorBidi" w:hAnsiTheme="majorBidi" w:cstheme="majorBidi"/>
+          <w:sz w:val="32"/>
+          <w:szCs w:val="32"/>
+          <w:cs/>
+        </w:rPr>
+      </w:pPr>
+    </w:p>
+    <w:p>
+      <w:pPr>
+        <w:spacing w:after="0"/>
+        <w:ind w:left="-15"/>
+        <w:jc w:val="right"/>
+        <w:rPr>
+          <w:rFonts w:asciiTheme="majorBidi" w:hAnsiTheme="majorBidi" w:cstheme="majorBidi"/>
+          <w:sz w:val="32"/>
+          <w:szCs w:val="32"/>
+          <w:cs/>
+        </w:rPr>
+      </w:pPr>
+      <w:r>
+        <w:rPr>
+          <w:rFonts w:asciiTheme="majorBidi" w:hAnsiTheme="majorBidi" w:cstheme="majorBidi"/>
+          <w:sz w:val="32"/>
+          <w:szCs w:val="32"/>
+        </w:rPr>
+        <w:t>ลงชื่อ..............................................................</w:t>
+      </w:r>
+      <w:r>
+        <w:rPr>
+          <w:rFonts w:asciiTheme="majorBidi" w:hAnsiTheme="majorBidi" w:cstheme="majorBidi"/>
+          <w:sz w:val="32"/>
+          <w:szCs w:val="32"/>
+          <w:cs/>
+        </w:rPr>
+        <w:t>ผู้ให้ความยินยอม</w:t>
+      </w:r>
+    </w:p>
+    <w:p>
+      <w:pPr>
+        <w:spacing w:after="0"/>
+        <w:rPr>
+          <w:rFonts w:asciiTheme="majorBidi" w:hAnsiTheme="majorBidi" w:cstheme="majorBidi"/>
+          <w:sz w:val="32"/>
+          <w:szCs w:val="32"/>
+        </w:rPr>
+      </w:pPr>
+      <w:r>
+        <w:rPr>
+          <w:rFonts w:asciiTheme="majorBidi" w:hAnsiTheme="majorBidi" w:cstheme="majorBidi"/>
+          <w:sz w:val="32"/>
+          <w:szCs w:val="32"/>
+        </w:rPr>
+        <w:t xml:space="preserve">                            </w:t>
+      </w:r>
+      <w:r>
+        <w:rPr>
+          <w:rFonts w:asciiTheme="majorBidi" w:hAnsiTheme="majorBidi" w:cstheme="majorBidi"/>
+          <w:sz w:val="32"/>
+          <w:szCs w:val="32"/>
+        </w:rPr>
+        <w:t xml:space="preserve">                                                                    </w:t>
+      </w:r>
+      <w:r>
+        <w:rPr>
+          <w:rFonts w:asciiTheme="majorBidi" w:hAnsiTheme="majorBidi" w:cstheme="majorBidi"/>
+          <w:sz w:val="32"/>
+          <w:szCs w:val="32"/>
+        </w:rPr>
+        <w:t>(</w:t>
+      </w:r>
+      <w:r>
+        <w:rPr>
+          <w:rFonts w:asciiTheme="majorBidi" w:hAnsiTheme="majorBidi" w:cstheme="majorBidi"/>
+          <w:sz w:val="32"/>
+          <w:szCs w:val="32"/>
+        </w:rPr>
+        <w:t>{</w:t>
+      </w:r>
+      <w:r>
+        <w:rPr>
+          <w:rFonts w:asciiTheme="majorBidi" w:hAnsiTheme="majorBidi" w:cs="Angsana New"/>
+          <w:sz w:val="32"/>
+          <w:szCs w:val="32"/>
+          <w:cs/>
+        </w:rPr>
+        <w:t>ชื่อ</w:t>
+      </w:r>
+      <w:r>
+        <w:rPr>
+          <w:rFonts w:asciiTheme="majorBidi" w:hAnsiTheme="majorBidi" w:cstheme="majorBidi"/>
+          <w:sz w:val="32"/>
+          <w:szCs w:val="32"/>
+        </w:rPr>
+        <w:t>_</w:t>
+      </w:r>
+      <w:r>
+        <w:rPr>
+          <w:rFonts w:asciiTheme="majorBidi" w:hAnsiTheme="majorBidi" w:cs="Angsana New"/>
+          <w:sz w:val="32"/>
+          <w:szCs w:val="32"/>
+          <w:cs/>
+        </w:rPr>
+        <w:t>นามสกุล</w:t>
+      </w:r>
+      <w:r>
+        <w:rPr>
+          <w:rFonts w:asciiTheme="majorBidi" w:hAnsiTheme="majorBidi" w:cstheme="majorBidi"/>
+          <w:sz w:val="32"/>
+          <w:szCs w:val="32"/>
+        </w:rPr>
+        <w:t>_</w:t>
+      </w:r>
+      <w:r>
+        <w:rPr>
+          <w:rFonts w:asciiTheme="majorBidi" w:hAnsiTheme="majorBidi" w:cs="Angsana New"/>
+          <w:sz w:val="32"/>
+          <w:szCs w:val="32"/>
+          <w:cs/>
+        </w:rPr>
+        <w:t>ผู้ปกครอง</w:t>
+      </w:r>
+      <w:r>
+        <w:rPr>
+          <w:rFonts w:asciiTheme="majorBidi" w:hAnsiTheme="majorBidi" w:cstheme="majorBidi"/>
+          <w:sz w:val="32"/>
+          <w:szCs w:val="32"/>
+        </w:rPr>
+        <w:t>}</w:t>
+      </w:r>
+      <w:r>
+        <w:rPr>
+          <w:rFonts w:asciiTheme="majorBidi" w:hAnsiTheme="majorBidi" w:cstheme="majorBidi"/>
+          <w:sz w:val="32"/>
+          <w:szCs w:val="32"/>
+        </w:rPr>
+        <w:t>)</w:t>
+      </w:r>
+    </w:p>
+    <w:p>
+      <w:pPr>
+        <w:spacing w:after="0"/>
+        <w:rPr>
+          <w:rFonts w:asciiTheme="majorBidi" w:hAnsiTheme="majorBidi" w:cstheme="majorBidi"/>
+          <w:sz w:val="32"/>
+          <w:szCs w:val="32"/>
+        </w:rPr>
+      </w:pPr>
+    </w:p>
+    <w:p>
+      <w:pPr>
+        <w:spacing w:after="0"/>
+        <w:ind w:firstLine="720"/>
+        <w:jc w:val="both"/>
+        <w:rPr>
+          <w:rFonts w:asciiTheme="majorBidi" w:hAnsiTheme="majorBidi" w:cstheme="majorBidi"/>
+          <w:sz w:val="32"/>
+          <w:szCs w:val="32"/>
+        </w:rPr>
+      </w:pPr>
+      <w:r>
+        <w:rPr>
+          <w:rFonts w:asciiTheme="majorBidi" w:hAnsiTheme="majorBidi" w:cstheme="majorBidi"/>
+          <w:sz w:val="32"/>
+          <w:szCs w:val="32"/>
+          <w:cs/>
+        </w:rPr>
+        <w:t>ข้าพเจ้าขอรับรองว่าเป็นลายมือชื่ออันแท้จริงของผู้ให้ความยินยอมและผู้ให้ความยินยอมได้ลงลายมือชื่อไว้ต่อหน้าข้าพเจ้า</w:t>
+      </w:r>
+    </w:p>
+    <w:p>
+      <w:pPr>
+        <w:spacing w:after="0"/>
+        <w:ind w:firstLine="720"/>
+        <w:jc w:val="both"/>
+        <w:rPr>
+          <w:rFonts w:asciiTheme="majorBidi" w:hAnsiTheme="majorBidi" w:cstheme="majorBidi"/>
+          <w:sz w:val="32"/>
+          <w:szCs w:val="32"/>
+        </w:rPr>
+      </w:pPr>
+    </w:p>
+    <w:p>
+      <w:pPr>
+        <w:spacing w:after="0"/>
+        <w:rPr>
+          <w:rFonts w:asciiTheme="majorBidi" w:hAnsiTheme="majorBidi" w:cstheme="majorBidi"/>
+          <w:sz w:val="32"/>
+          <w:szCs w:val="32"/>
+        </w:rPr>
+      </w:pPr>
+      <w:r>
+        <w:rPr>
+          <w:rFonts w:asciiTheme="majorBidi" w:hAnsiTheme="majorBidi" w:cstheme="majorBidi" w:hint="cs"/>
+          <w:sz w:val="32"/>
+          <w:szCs w:val="32"/>
+          <w:cs/>
+        </w:rPr>
+        <w:t xml:space="preserve">                                                                              </w:t>
+      </w:r>
+      <w:r>
+        <w:rPr>
+          <w:rFonts w:asciiTheme="majorBidi" w:hAnsiTheme="majorBidi" w:cstheme="majorBidi"/>
+          <w:sz w:val="32"/>
+          <w:szCs w:val="32"/>
+          <w:cs/>
+        </w:rPr>
+        <w:t>ลงชื่อ……………………..........…………</w:t>
+      </w:r>
+      <w:r>
+        <w:rPr>
+          <w:rFonts w:asciiTheme="majorBidi" w:hAnsiTheme="majorBidi" w:cstheme="majorBidi" w:hint="cs"/>
+          <w:sz w:val="32"/>
+          <w:szCs w:val="32"/>
+          <w:cs/>
+        </w:rPr>
+        <w:t>....</w:t>
+      </w:r>
+      <w:r>
+        <w:rPr>
+          <w:rFonts w:asciiTheme="majorBidi" w:hAnsiTheme="majorBidi" w:cstheme="majorBidi"/>
+          <w:sz w:val="32"/>
+          <w:szCs w:val="32"/>
+          <w:cs/>
+        </w:rPr>
+        <w:t>พยาน</w:t>
+      </w:r>
+    </w:p>
+    <w:p>
+      <w:pPr>
+        <w:spacing w:after="0"/>
+        <w:rPr>
+          <w:rFonts w:asciiTheme="majorBidi" w:hAnsiTheme="majorBidi" w:cstheme="majorBidi"/>
+          <w:sz w:val="32"/>
+          <w:szCs w:val="32"/>
+          <w:cs/>
+        </w:rPr>
+      </w:pPr>
+      <w:r>
+        <w:rPr>
+          <w:rFonts w:asciiTheme="majorBidi" w:hAnsiTheme="majorBidi" w:cstheme="majorBidi" w:hint="cs"/>
+          <w:sz w:val="32"/>
+          <w:szCs w:val="32"/>
+          <w:cs/>
+        </w:rPr>
+        <w:t xml:space="preserve">                                                                                        </w:t>
+      </w:r>
+      <w:r>
+        <w:rPr>
+          <w:rFonts w:asciiTheme="majorBidi" w:hAnsiTheme="majorBidi" w:cstheme="majorBidi"/>
+          <w:sz w:val="32"/>
+          <w:szCs w:val="32"/>
+        </w:rPr>
+        <w:t xml:space="preserve">       </w:t>
+      </w:r>
+      <w:r>
+        <w:rPr>
+          <w:rFonts w:asciiTheme="majorBidi" w:hAnsiTheme="majorBidi" w:cstheme="majorBidi"/>
+          <w:sz w:val="32"/>
+          <w:szCs w:val="32"/>
+        </w:rPr>
+        <w:t>(</w:t>
+      </w:r>
+      <w:r>
+        <w:rPr>
+          <w:rFonts w:asciiTheme="majorBidi" w:hAnsiTheme="majorBidi" w:cstheme="majorBidi"/>
+          <w:sz w:val="32"/>
+          <w:szCs w:val="32"/>
+        </w:rPr>
+        <w:t>{</w:t>
+      </w:r>
+      <w:r>
+        <w:rPr>
+          <w:rFonts w:asciiTheme="majorBidi" w:hAnsiTheme="majorBidi" w:cs="Angsana New"/>
+          <w:sz w:val="32"/>
+          <w:szCs w:val="32"/>
+          <w:cs/>
+        </w:rPr>
+        <w:t>ชื่อ</w:t>
+      </w:r>
+      <w:r>
+        <w:rPr>
+          <w:rFonts w:asciiTheme="majorBidi" w:hAnsiTheme="majorBidi" w:cstheme="majorBidi"/>
+          <w:sz w:val="32"/>
+          <w:szCs w:val="32"/>
+        </w:rPr>
+        <w:t>_</w:t>
+      </w:r>
+      <w:r>
+        <w:rPr>
+          <w:rFonts w:asciiTheme="majorBidi" w:hAnsiTheme="majorBidi" w:cs="Angsana New"/>
+          <w:sz w:val="32"/>
+          <w:szCs w:val="32"/>
+          <w:cs/>
+        </w:rPr>
+        <w:t>นามสกุล</w:t>
+      </w:r>
+      <w:r>
+        <w:rPr>
+          <w:rFonts w:asciiTheme="majorBidi" w:hAnsiTheme="majorBidi" w:cstheme="majorBidi"/>
+          <w:sz w:val="32"/>
+          <w:szCs w:val="32"/>
+        </w:rPr>
+        <w:t>_</w:t>
+      </w:r>
+      <w:r>
+        <w:rPr>
+          <w:rFonts w:asciiTheme="majorBidi" w:hAnsiTheme="majorBidi" w:cs="Angsana New"/>
+          <w:sz w:val="32"/>
+          <w:szCs w:val="32"/>
+          <w:cs/>
+        </w:rPr>
+        <w:t>ผู้ปกครอง</w:t>
+      </w:r>
+      <w:r>
+        <w:rPr>
+          <w:rFonts w:asciiTheme="majorBidi" w:hAnsiTheme="majorBidi" w:cstheme="majorBidi"/>
+          <w:sz w:val="32"/>
+          <w:szCs w:val="32"/>
+        </w:rPr>
+        <w:t>}</w:t>
+      </w:r>
+      <w:r>
+        <w:rPr>
+          <w:rFonts w:asciiTheme="majorBidi" w:hAnsiTheme="majorBidi" w:cstheme="majorBidi"/>
+          <w:sz w:val="32"/>
+          <w:szCs w:val="32"/>
+        </w:rPr>
+        <w:t>)</w:t>
+      </w:r>
+    </w:p>
+    <w:p>
+      <w:pPr>
+        <w:spacing w:after="0"/>
+        <w:ind w:left="5040"/>
+        <w:rPr>
+          <w:rFonts w:asciiTheme="majorBidi" w:hAnsiTheme="majorBidi" w:cstheme="majorBidi"/>
+          <w:sz w:val="32"/>
+          <w:szCs w:val="32"/>
+        </w:rPr>
+      </w:pPr>
+      <w:r>
+        <w:rPr>
+          <w:rFonts w:asciiTheme="majorBidi" w:hAnsiTheme="majorBidi" w:cstheme="majorBidi"/>
+          <w:sz w:val="32"/>
+          <w:szCs w:val="32"/>
+        </w:rPr>
+        <w:tab/>
+      </w:r>
+      <w:r>
+        <w:rPr>
+          <w:rFonts w:asciiTheme="majorBidi" w:hAnsiTheme="majorBidi" w:cstheme="majorBidi"/>
+          <w:sz w:val="32"/>
+          <w:szCs w:val="32"/>
+        </w:rPr>
+        <w:tab/>
+      </w:r>
+    </w:p>
+    <w:p/>
+    <w:p/>
+    <w:p/>
+    <w:p/>
+    <w:p/>
+    <w:p>
+      <w:pPr>
+        <w:tabs>
+          <w:tab w:val="left" w:pos="7400"/>
+        </w:tabs>
+      </w:pPr>
+      <w:r>
+        <w:tab/>
+      </w:r>
+    </w:p>
+    <w:p>
+      <w:pPr>
+        <w:rPr>
+          <w:rFonts w:asciiTheme="majorBidi" w:hAnsiTheme="majorBidi" w:cstheme="majorBidi"/>
+          <w:sz w:val="32"/>
+          <w:szCs w:val="32"/>
+        </w:rPr>
+      </w:pPr>
+    </w:p>
+    <w:p>
+      <w:pPr>
+        <w:jc w:val="center"/>
+        <w:rPr>
+          <w:rFonts w:asciiTheme="majorBidi" w:hAnsiTheme="majorBidi" w:cstheme="majorBidi"/>
+          <w:sz w:val="28"/>
+        </w:rPr>
+      </w:pPr>
+    </w:p>
+    <w:p>
+      <w:pPr>
+        <w:jc w:val="center"/>
+        <w:rPr>
+          <w:rFonts w:asciiTheme="majorBidi" w:hAnsiTheme="majorBidi" w:cstheme="majorBidi"/>
+          <w:sz w:val="28"/>
+        </w:rPr>
+      </w:pPr>
+    </w:p>
+    <w:p>
+      <w:pPr>
+        <w:jc w:val="center"/>
+        <w:rPr>
+          <w:rFonts w:asciiTheme="majorBidi" w:hAnsiTheme="majorBidi" w:cstheme="majorBidi"/>
+          <w:sz w:val="28"/>
+        </w:rPr>
+      </w:pPr>
+    </w:p>
+    <w:p>
+      <w:pPr>
+        <w:jc w:val="center"/>
+        <w:rPr>
+          <w:rFonts w:asciiTheme="majorBidi" w:hAnsiTheme="majorBidi" w:cstheme="majorBidi"/>
+          <w:sz w:val="28"/>
+        </w:rPr>
+      </w:pPr>
+    </w:p>
+    <w:p>
+      <w:r>
+        <w:t>{/hasGuardian}</w:t>
+      </w:r>
+    </w:p>
+    <w:p>
+      <w:pPr>
+        <w:jc w:val="center"/>
+        <w:rPr>
+          <w:rFonts w:asciiTheme="majorBidi" w:hAnsiTheme="majorBidi" w:cstheme="majorBidi"/>
+          <w:sz w:val="28"/>
+        </w:rPr>
+      </w:pPr>
+      <w:r>
+        <w:rPr>
+          <w:rFonts w:asciiTheme="majorBidi" w:hAnsiTheme="majorBidi" w:cstheme="majorBidi"/>
+          <w:sz w:val="28"/>
+        </w:rPr>
+        <w:t>{#</w:t>
+      </w:r>
+      <w:r>
+        <w:rPr>
+          <w:rFonts w:asciiTheme="majorBidi" w:hAnsiTheme="majorBidi" w:cs="Angsana New"/>
+          <w:sz w:val="28"/>
+          <w:cs/>
+        </w:rPr>
+        <w:t>รูปถ่ายบัตรประชาชน</w:t>
+      </w:r>
+      <w:r>
+        <w:rPr>
+          <w:rFonts w:asciiTheme="majorBidi" w:hAnsiTheme="majorBidi" w:cstheme="majorBidi"/>
+          <w:sz w:val="28"/>
+        </w:rPr>
+        <w:t>} {#$isImage} {%src} {/} {#!$isImage} {$fileName} {/} {/</w:t>
+      </w:r>
+      <w:r>
+        <w:rPr>
+          <w:rFonts w:asciiTheme="majorBidi" w:hAnsiTheme="majorBidi" w:cs="Angsana New"/>
+          <w:sz w:val="28"/>
+          <w:cs/>
+        </w:rPr>
+        <w:t>รูปถ่ายบัตรประชาชน</w:t>
+      </w:r>
+      <w:r>
+        <w:rPr>
+          <w:rFonts w:asciiTheme="majorBidi" w:hAnsiTheme="majorBidi" w:cstheme="majorBidi"/>
+          <w:sz w:val="28"/>
+        </w:rPr>
+        <w:t>}</w:t>
+      </w:r>
+    </w:p>
+    <w:p>
+      <w:pPr>
+        <w:jc w:val="center"/>
+        <w:rPr>
+          <w:rFonts w:asciiTheme="majorBidi" w:hAnsiTheme="majorBidi" w:cstheme="majorBidi"/>
+          <w:sz w:val="28"/>
+        </w:rPr>
+      </w:pPr>
+    </w:p>
+    <w:p>
+      <w:pPr>
+        <w:jc w:val="center"/>
+        <w:rPr>
+          <w:rFonts w:asciiTheme="majorBidi" w:hAnsiTheme="majorBidi" w:cstheme="majorBidi"/>
+          <w:sz w:val="28"/>
+        </w:rPr>
+      </w:pPr>
+      <w:r>
+        <w:rPr>
+          <w:rFonts w:asciiTheme="majorBidi" w:hAnsiTheme="majorBidi" w:cstheme="majorBidi"/>
+          <w:sz w:val="28"/>
+        </w:rPr>
+        <w:t>{#</w:t>
+      </w:r>
+      <w:r>
+        <w:rPr>
+          <w:rFonts w:asciiTheme="majorBidi" w:hAnsiTheme="majorBidi" w:cs="Angsana New"/>
+          <w:sz w:val="28"/>
+          <w:cs/>
+        </w:rPr>
+        <w:t>รูปถ่ายคู่บัตรประชาชน</w:t>
+      </w:r>
+      <w:r>
+        <w:rPr>
+          <w:rFonts w:asciiTheme="majorBidi" w:hAnsiTheme="majorBidi" w:cstheme="majorBidi"/>
+          <w:sz w:val="28"/>
+        </w:rPr>
+        <w:t>} {#$isImage} {%src} {/} {#!$isImage} {$fileName} {/} {/</w:t>
+      </w:r>
+      <w:r>
+        <w:rPr>
+          <w:rFonts w:asciiTheme="majorBidi" w:hAnsiTheme="majorBidi" w:cs="Angsana New"/>
+          <w:sz w:val="28"/>
+          <w:cs/>
+        </w:rPr>
+        <w:t>รูปถ่ายคู่บัตรประชาชน</w:t>
+      </w:r>
+      <w:r>
+        <w:rPr>
+          <w:rFonts w:asciiTheme="majorBidi" w:hAnsiTheme="majorBidi" w:cstheme="majorBidi"/>
+          <w:sz w:val="28"/>
+        </w:rPr>
+        <w:t>}</w:t>
       </w:r>
     </w:p>
     <w:p>
@@ -9769,1195 +10232,6 @@
     <w:p>
       <w:r>
         <w:t>{/hasGuarantor}</w:t>
-      </w:r>
-    </w:p>
-    <w:p>
-      <w:r>
-        <w:t>{#hasGuardian}</w:t>
-      </w:r>
-    </w:p>
-    <w:p>
-      <w:pPr>
-        <w:spacing w:after="154"/>
-        <w:jc w:val="center"/>
-        <w:rPr>
-          <w:rFonts w:asciiTheme="majorBidi" w:hAnsiTheme="majorBidi" w:cstheme="majorBidi"/>
-          <w:b/>
-          <w:bCs/>
-          <w:sz w:val="36"/>
-          <w:szCs w:val="36"/>
-        </w:rPr>
-      </w:pPr>
-    </w:p>
-    <w:p>
-      <w:pPr>
-        <w:spacing w:after="154"/>
-        <w:jc w:val="center"/>
-        <w:rPr>
-          <w:rFonts w:asciiTheme="majorBidi" w:hAnsiTheme="majorBidi" w:cstheme="majorBidi"/>
-          <w:b/>
-          <w:bCs/>
-          <w:sz w:val="36"/>
-          <w:szCs w:val="36"/>
-        </w:rPr>
-      </w:pPr>
-    </w:p>
-    <w:p>
-      <w:pPr>
-        <w:spacing w:after="154"/>
-        <w:jc w:val="center"/>
-        <w:rPr>
-          <w:rFonts w:asciiTheme="majorBidi" w:hAnsiTheme="majorBidi" w:cstheme="majorBidi"/>
-          <w:b/>
-          <w:bCs/>
-          <w:sz w:val="36"/>
-          <w:szCs w:val="36"/>
-        </w:rPr>
-      </w:pPr>
-    </w:p>
-    <w:p>
-      <w:pPr>
-        <w:spacing w:after="154"/>
-        <w:jc w:val="center"/>
-        <w:rPr>
-          <w:rFonts w:asciiTheme="majorBidi" w:hAnsiTheme="majorBidi" w:cstheme="majorBidi"/>
-          <w:b/>
-          <w:bCs/>
-          <w:sz w:val="36"/>
-          <w:szCs w:val="36"/>
-        </w:rPr>
-      </w:pPr>
-    </w:p>
-    <w:p>
-      <w:pPr>
-        <w:spacing w:after="154"/>
-        <w:jc w:val="center"/>
-        <w:rPr>
-          <w:rFonts w:asciiTheme="majorBidi" w:hAnsiTheme="majorBidi" w:cstheme="majorBidi"/>
-          <w:b/>
-          <w:bCs/>
-          <w:sz w:val="36"/>
-          <w:szCs w:val="36"/>
-        </w:rPr>
-      </w:pPr>
-    </w:p>
-    <w:p>
-      <w:pPr>
-        <w:spacing w:after="154"/>
-        <w:jc w:val="center"/>
-        <w:rPr>
-          <w:rFonts w:asciiTheme="majorBidi" w:hAnsiTheme="majorBidi" w:cstheme="majorBidi"/>
-          <w:b/>
-          <w:bCs/>
-          <w:sz w:val="36"/>
-          <w:szCs w:val="36"/>
-        </w:rPr>
-      </w:pPr>
-    </w:p>
-    <w:p>
-      <w:pPr>
-        <w:spacing w:after="154"/>
-        <w:jc w:val="center"/>
-        <w:rPr>
-          <w:rFonts w:asciiTheme="majorBidi" w:hAnsiTheme="majorBidi" w:cstheme="majorBidi"/>
-          <w:b/>
-          <w:bCs/>
-          <w:sz w:val="36"/>
-          <w:szCs w:val="36"/>
-        </w:rPr>
-      </w:pPr>
-      <w:r>
-        <w:rPr>
-          <w:rFonts w:asciiTheme="majorBidi" w:hAnsiTheme="majorBidi" w:cstheme="majorBidi"/>
-          <w:b/>
-          <w:bCs/>
-          <w:sz w:val="36"/>
-          <w:szCs w:val="36"/>
-        </w:rPr>
-        <w:lastRenderedPageBreak/>
-        <w:t>ห</w:t>
-      </w:r>
-      <w:r>
-        <w:rPr>
-          <w:rFonts w:asciiTheme="majorBidi" w:hAnsiTheme="majorBidi" w:cstheme="majorBidi"/>
-          <w:b/>
-          <w:bCs/>
-          <w:sz w:val="36"/>
-          <w:szCs w:val="36"/>
-          <w:cs/>
-        </w:rPr>
-        <w:t>นังสือ</w:t>
-      </w:r>
-      <w:r>
-        <w:rPr>
-          <w:rFonts w:asciiTheme="majorBidi" w:hAnsiTheme="majorBidi" w:cstheme="majorBidi"/>
-          <w:b/>
-          <w:bCs/>
-          <w:sz w:val="36"/>
-          <w:szCs w:val="36"/>
-        </w:rPr>
-        <w:t>ยินยอม</w:t>
-      </w:r>
-      <w:r>
-        <w:rPr>
-          <w:rFonts w:asciiTheme="majorBidi" w:hAnsiTheme="majorBidi" w:cstheme="majorBidi"/>
-          <w:b/>
-          <w:bCs/>
-          <w:sz w:val="36"/>
-          <w:szCs w:val="36"/>
-          <w:cs/>
-        </w:rPr>
-        <w:t>ผู้แ</w:t>
-      </w:r>
-      <w:r>
-        <w:rPr>
-          <w:rFonts w:asciiTheme="majorBidi" w:hAnsiTheme="majorBidi" w:cstheme="majorBidi"/>
-          <w:b/>
-          <w:bCs/>
-          <w:sz w:val="36"/>
-          <w:szCs w:val="36"/>
-        </w:rPr>
-        <w:t>ทนโดยชอบธรรม</w:t>
-      </w:r>
-    </w:p>
-    <w:p>
-      <w:pPr>
-        <w:ind w:left="-15" w:firstLine="5547"/>
-        <w:rPr>
-          <w:rFonts w:asciiTheme="majorBidi" w:hAnsiTheme="majorBidi" w:cstheme="majorBidi"/>
-          <w:sz w:val="32"/>
-          <w:szCs w:val="32"/>
-        </w:rPr>
-      </w:pPr>
-      <w:r>
-        <w:rPr>
-          <w:rFonts w:asciiTheme="majorBidi" w:eastAsia="Cordia New" w:hAnsiTheme="majorBidi" w:cstheme="majorBidi"/>
-          <w:sz w:val="32"/>
-          <w:szCs w:val="32"/>
-        </w:rPr>
-        <w:t xml:space="preserve">    </w:t>
-      </w:r>
-      <w:r>
-        <w:rPr>
-          <w:rFonts w:asciiTheme="majorBidi" w:hAnsiTheme="majorBidi" w:cstheme="majorBidi" w:hint="cs"/>
-          <w:sz w:val="32"/>
-          <w:szCs w:val="32"/>
-          <w:cs/>
-        </w:rPr>
-        <w:t xml:space="preserve">                    </w:t>
-      </w:r>
-      <w:r>
-        <w:rPr>
-          <w:rFonts w:asciiTheme="majorBidi" w:hAnsiTheme="majorBidi" w:cstheme="majorBidi"/>
-          <w:sz w:val="32"/>
-          <w:szCs w:val="32"/>
-          <w:cs/>
-        </w:rPr>
-        <w:t>วันที่</w:t>
-      </w:r>
-      <w:r>
-        <w:rPr>
-          <w:rFonts w:asciiTheme="majorBidi" w:hAnsiTheme="majorBidi" w:cstheme="majorBidi"/>
-          <w:sz w:val="32"/>
-          <w:szCs w:val="32"/>
-        </w:rPr>
-        <w:t xml:space="preserve"> </w:t>
-      </w:r>
-      <w:r>
-        <w:rPr>
-          <w:rFonts w:asciiTheme="majorBidi" w:hAnsiTheme="majorBidi" w:cstheme="majorBidi"/>
-          <w:sz w:val="32"/>
-          <w:szCs w:val="32"/>
-        </w:rPr>
-        <w:t>{</w:t>
-      </w:r>
-      <w:r>
-        <w:rPr>
-          <w:rFonts w:asciiTheme="majorBidi" w:hAnsiTheme="majorBidi" w:cs="Angsana New"/>
-          <w:sz w:val="32"/>
-          <w:szCs w:val="32"/>
-          <w:cs/>
-        </w:rPr>
-        <w:t>วันที่ที่ออกสัญญา</w:t>
-      </w:r>
-      <w:r>
-        <w:rPr>
-          <w:rFonts w:asciiTheme="majorBidi" w:hAnsiTheme="majorBidi" w:cstheme="majorBidi"/>
-          <w:sz w:val="32"/>
-          <w:szCs w:val="32"/>
-        </w:rPr>
-        <w:t>}</w:t>
-      </w:r>
-      <w:r>
-        <w:rPr>
-          <w:rFonts w:asciiTheme="majorBidi" w:hAnsiTheme="majorBidi" w:cstheme="majorBidi"/>
-          <w:sz w:val="32"/>
-          <w:szCs w:val="32"/>
-        </w:rPr>
-        <w:t xml:space="preserve"> </w:t>
-      </w:r>
-    </w:p>
-    <w:p>
-      <w:pPr>
-        <w:spacing w:after="0"/>
-        <w:ind w:left="-15" w:firstLine="735"/>
-        <w:rPr>
-          <w:rFonts w:asciiTheme="majorBidi" w:hAnsiTheme="majorBidi" w:cs="Angsana New"/>
-          <w:sz w:val="32"/>
-          <w:szCs w:val="32"/>
-        </w:rPr>
-      </w:pPr>
-      <w:r>
-        <w:rPr>
-          <w:rFonts w:asciiTheme="majorBidi" w:hAnsiTheme="majorBidi" w:cstheme="majorBidi"/>
-          <w:sz w:val="32"/>
-          <w:szCs w:val="32"/>
-          <w:cs/>
-        </w:rPr>
-        <w:t>ข้าพเจ้า</w:t>
-      </w:r>
-      <w:r>
-        <w:rPr>
-          <w:rFonts w:asciiTheme="majorBidi" w:hAnsiTheme="majorBidi" w:cstheme="majorBidi" w:hint="cs"/>
-          <w:sz w:val="32"/>
-          <w:szCs w:val="32"/>
-          <w:cs/>
-        </w:rPr>
-        <w:t xml:space="preserve"> </w:t>
-      </w:r>
-      <w:r>
-        <w:rPr>
-          <w:rFonts w:asciiTheme="majorBidi" w:hAnsiTheme="majorBidi" w:cstheme="majorBidi"/>
-          <w:sz w:val="32"/>
-          <w:szCs w:val="32"/>
-        </w:rPr>
-        <w:t>{</w:t>
-      </w:r>
-      <w:r>
-        <w:rPr>
-          <w:rFonts w:asciiTheme="majorBidi" w:hAnsiTheme="majorBidi" w:cs="Angsana New"/>
-          <w:sz w:val="32"/>
-          <w:szCs w:val="32"/>
-          <w:cs/>
-        </w:rPr>
-        <w:t>คำนำหน้า</w:t>
-      </w:r>
-      <w:r>
-        <w:rPr>
-          <w:rFonts w:asciiTheme="majorBidi" w:hAnsiTheme="majorBidi" w:cstheme="majorBidi"/>
-          <w:sz w:val="32"/>
-          <w:szCs w:val="32"/>
-        </w:rPr>
-        <w:t>_</w:t>
-      </w:r>
-      <w:r>
-        <w:rPr>
-          <w:rFonts w:asciiTheme="majorBidi" w:hAnsiTheme="majorBidi" w:cs="Angsana New"/>
-          <w:sz w:val="32"/>
-          <w:szCs w:val="32"/>
-          <w:cs/>
-        </w:rPr>
-        <w:t>ผู้ปกครอง</w:t>
-      </w:r>
-      <w:r>
-        <w:rPr>
-          <w:rFonts w:asciiTheme="majorBidi" w:hAnsiTheme="majorBidi" w:cstheme="majorBidi"/>
-          <w:sz w:val="32"/>
-          <w:szCs w:val="32"/>
-        </w:rPr>
-        <w:t>}{</w:t>
-      </w:r>
-      <w:r>
-        <w:rPr>
-          <w:rFonts w:asciiTheme="majorBidi" w:hAnsiTheme="majorBidi" w:cs="Angsana New"/>
-          <w:sz w:val="32"/>
-          <w:szCs w:val="32"/>
-          <w:cs/>
-        </w:rPr>
-        <w:t>ชื่อ</w:t>
-      </w:r>
-      <w:r>
-        <w:rPr>
-          <w:rFonts w:asciiTheme="majorBidi" w:hAnsiTheme="majorBidi" w:cstheme="majorBidi"/>
-          <w:sz w:val="32"/>
-          <w:szCs w:val="32"/>
-        </w:rPr>
-        <w:t>_</w:t>
-      </w:r>
-      <w:r>
-        <w:rPr>
-          <w:rFonts w:asciiTheme="majorBidi" w:hAnsiTheme="majorBidi" w:cs="Angsana New"/>
-          <w:sz w:val="32"/>
-          <w:szCs w:val="32"/>
-          <w:cs/>
-        </w:rPr>
-        <w:t>นามสกุล</w:t>
-      </w:r>
-      <w:r>
-        <w:rPr>
-          <w:rFonts w:asciiTheme="majorBidi" w:hAnsiTheme="majorBidi" w:cstheme="majorBidi"/>
-          <w:sz w:val="32"/>
-          <w:szCs w:val="32"/>
-        </w:rPr>
-        <w:t>_</w:t>
-      </w:r>
-      <w:r>
-        <w:rPr>
-          <w:rFonts w:asciiTheme="majorBidi" w:hAnsiTheme="majorBidi" w:cs="Angsana New"/>
-          <w:sz w:val="32"/>
-          <w:szCs w:val="32"/>
-          <w:cs/>
-        </w:rPr>
-        <w:t>ผู้ปกครอง</w:t>
-      </w:r>
-      <w:r>
-        <w:rPr>
-          <w:rFonts w:asciiTheme="majorBidi" w:hAnsiTheme="majorBidi" w:cstheme="majorBidi"/>
-          <w:sz w:val="32"/>
-          <w:szCs w:val="32"/>
-        </w:rPr>
-        <w:t>}</w:t>
-      </w:r>
-      <w:r>
-        <w:rPr>
-          <w:rFonts w:asciiTheme="majorBidi" w:hAnsiTheme="majorBidi" w:cstheme="majorBidi" w:hint="cs"/>
-          <w:sz w:val="32"/>
-          <w:szCs w:val="32"/>
-          <w:cs/>
-        </w:rPr>
-        <w:t xml:space="preserve"> </w:t>
-      </w:r>
-      <w:r>
-        <w:rPr>
-          <w:rFonts w:asciiTheme="majorBidi" w:hAnsiTheme="majorBidi" w:cstheme="majorBidi"/>
-          <w:sz w:val="32"/>
-          <w:szCs w:val="32"/>
-          <w:cs/>
-        </w:rPr>
-        <w:t>เบอร์ติดต่อ</w:t>
-      </w:r>
-      <w:r>
-        <w:rPr>
-          <w:rFonts w:asciiTheme="majorBidi" w:hAnsiTheme="majorBidi" w:cstheme="majorBidi" w:hint="cs"/>
-          <w:sz w:val="32"/>
-          <w:szCs w:val="32"/>
-          <w:cs/>
-        </w:rPr>
-        <w:t xml:space="preserve"> </w:t>
-      </w:r>
-      <w:r>
-        <w:rPr>
-          <w:rFonts w:asciiTheme="majorBidi" w:hAnsiTheme="majorBidi" w:cstheme="majorBidi"/>
-          <w:sz w:val="32"/>
-          <w:szCs w:val="32"/>
-        </w:rPr>
-        <w:t>{</w:t>
-      </w:r>
-      <w:r>
-        <w:rPr>
-          <w:rFonts w:asciiTheme="majorBidi" w:hAnsiTheme="majorBidi" w:cs="Angsana New"/>
-          <w:sz w:val="32"/>
-          <w:szCs w:val="32"/>
-          <w:cs/>
-        </w:rPr>
-        <w:t>เบอร์ติดต่อ</w:t>
-      </w:r>
-      <w:r>
-        <w:rPr>
-          <w:rFonts w:asciiTheme="majorBidi" w:hAnsiTheme="majorBidi" w:cstheme="majorBidi"/>
-          <w:sz w:val="32"/>
-          <w:szCs w:val="32"/>
-        </w:rPr>
-        <w:t>_</w:t>
-      </w:r>
-      <w:r>
-        <w:rPr>
-          <w:rFonts w:asciiTheme="majorBidi" w:hAnsiTheme="majorBidi" w:cs="Angsana New"/>
-          <w:sz w:val="32"/>
-          <w:szCs w:val="32"/>
-          <w:cs/>
-        </w:rPr>
-        <w:t>ผู้ปกครอง</w:t>
-      </w:r>
-      <w:r>
-        <w:rPr>
-          <w:rFonts w:asciiTheme="majorBidi" w:hAnsiTheme="majorBidi" w:cstheme="majorBidi"/>
-          <w:sz w:val="32"/>
-          <w:szCs w:val="32"/>
-        </w:rPr>
-        <w:t>}</w:t>
-      </w:r>
-      <w:r>
-        <w:rPr>
-          <w:rFonts w:asciiTheme="majorBidi" w:hAnsiTheme="majorBidi" w:cstheme="majorBidi" w:hint="cs"/>
-          <w:sz w:val="32"/>
-          <w:szCs w:val="32"/>
-          <w:cs/>
-        </w:rPr>
-        <w:t xml:space="preserve"> </w:t>
-      </w:r>
-    </w:p>
-    <w:p>
-      <w:pPr>
-        <w:spacing w:after="0"/>
-        <w:ind w:left="-15" w:firstLine="735"/>
-        <w:rPr>
-          <w:rFonts w:asciiTheme="majorBidi" w:hAnsiTheme="majorBidi" w:cstheme="majorBidi"/>
-          <w:sz w:val="32"/>
-          <w:szCs w:val="32"/>
-        </w:rPr>
-      </w:pPr>
-      <w:r>
-        <w:rPr>
-          <w:rFonts w:asciiTheme="majorBidi" w:hAnsiTheme="majorBidi" w:cstheme="majorBidi"/>
-          <w:sz w:val="32"/>
-          <w:szCs w:val="32"/>
-          <w:cs/>
-        </w:rPr>
-        <w:t xml:space="preserve">ซึ่งเป็นบิดา/มารดา หรือ ผู้ปกครอง ของ </w:t>
-      </w:r>
-      <w:r>
-        <w:rPr>
-          <w:rFonts w:asciiTheme="majorBidi" w:hAnsiTheme="majorBidi" w:cstheme="majorBidi"/>
-          <w:sz w:val="32"/>
-          <w:szCs w:val="32"/>
-        </w:rPr>
-        <w:t>{</w:t>
-      </w:r>
-      <w:r>
-        <w:rPr>
-          <w:rFonts w:asciiTheme="majorBidi" w:hAnsiTheme="majorBidi" w:cs="Angsana New"/>
-          <w:sz w:val="32"/>
-          <w:szCs w:val="32"/>
-          <w:cs/>
-        </w:rPr>
-        <w:t>คำนำหน้า</w:t>
-      </w:r>
-      <w:r>
-        <w:rPr>
-          <w:rFonts w:asciiTheme="majorBidi" w:hAnsiTheme="majorBidi" w:cstheme="majorBidi"/>
-          <w:sz w:val="32"/>
-          <w:szCs w:val="32"/>
-        </w:rPr>
-        <w:t>}{</w:t>
-      </w:r>
-      <w:r>
-        <w:rPr>
-          <w:rFonts w:asciiTheme="majorBidi" w:hAnsiTheme="majorBidi" w:cs="Angsana New"/>
-          <w:sz w:val="32"/>
-          <w:szCs w:val="32"/>
-          <w:cs/>
-        </w:rPr>
-        <w:t>ชื่อ</w:t>
-      </w:r>
-      <w:r>
-        <w:rPr>
-          <w:rFonts w:asciiTheme="majorBidi" w:hAnsiTheme="majorBidi" w:cstheme="majorBidi"/>
-          <w:sz w:val="32"/>
-          <w:szCs w:val="32"/>
-        </w:rPr>
-        <w:t>_</w:t>
-      </w:r>
-      <w:r>
-        <w:rPr>
-          <w:rFonts w:asciiTheme="majorBidi" w:hAnsiTheme="majorBidi" w:cs="Angsana New"/>
-          <w:sz w:val="32"/>
-          <w:szCs w:val="32"/>
-          <w:cs/>
-        </w:rPr>
-        <w:t>นามสกุลลูกค้า</w:t>
-      </w:r>
-      <w:r>
-        <w:rPr>
-          <w:rFonts w:asciiTheme="majorBidi" w:hAnsiTheme="majorBidi" w:cstheme="majorBidi"/>
-          <w:sz w:val="32"/>
-          <w:szCs w:val="32"/>
-        </w:rPr>
-        <w:t>}</w:t>
-      </w:r>
-      <w:r>
-        <w:rPr>
-          <w:rFonts w:asciiTheme="majorBidi" w:hAnsiTheme="majorBidi" w:cstheme="majorBidi" w:hint="cs"/>
-          <w:sz w:val="32"/>
-          <w:szCs w:val="32"/>
-          <w:cs/>
-        </w:rPr>
-        <w:t xml:space="preserve"> </w:t>
-      </w:r>
-      <w:r>
-        <w:rPr>
-          <w:rFonts w:asciiTheme="majorBidi" w:hAnsiTheme="majorBidi" w:cstheme="majorBidi"/>
-          <w:sz w:val="32"/>
-          <w:szCs w:val="32"/>
-          <w:cs/>
-        </w:rPr>
-        <w:t>ทำหนังสือฉบับนี้ขึ้นไว้เพื่อเป็นหลักฐานแสดงว่าข้าพเจ้าได้รับทราบและยินยอมให้</w:t>
-      </w:r>
-    </w:p>
-    <w:p>
-      <w:pPr>
-        <w:spacing w:after="0"/>
-        <w:ind w:left="-15" w:firstLine="735"/>
-        <w:rPr>
-          <w:rFonts w:asciiTheme="majorBidi" w:hAnsiTheme="majorBidi" w:cstheme="majorBidi"/>
-          <w:sz w:val="32"/>
-          <w:szCs w:val="32"/>
-        </w:rPr>
-      </w:pPr>
-      <w:r>
-        <w:rPr>
-          <w:rFonts w:asciiTheme="majorBidi" w:hAnsiTheme="majorBidi" w:cstheme="majorBidi"/>
-          <w:sz w:val="32"/>
-          <w:szCs w:val="32"/>
-        </w:rPr>
-        <w:t>{</w:t>
-      </w:r>
-      <w:r>
-        <w:rPr>
-          <w:rFonts w:asciiTheme="majorBidi" w:hAnsiTheme="majorBidi" w:cs="Angsana New"/>
-          <w:sz w:val="32"/>
-          <w:szCs w:val="32"/>
-          <w:cs/>
-        </w:rPr>
-        <w:t>คำนำหน้า</w:t>
-      </w:r>
-      <w:r>
-        <w:rPr>
-          <w:rFonts w:asciiTheme="majorBidi" w:hAnsiTheme="majorBidi" w:cstheme="majorBidi"/>
-          <w:sz w:val="32"/>
-          <w:szCs w:val="32"/>
-        </w:rPr>
-        <w:t>}{</w:t>
-      </w:r>
-      <w:r>
-        <w:rPr>
-          <w:rFonts w:asciiTheme="majorBidi" w:hAnsiTheme="majorBidi" w:cs="Angsana New"/>
-          <w:sz w:val="32"/>
-          <w:szCs w:val="32"/>
-          <w:cs/>
-        </w:rPr>
-        <w:t>ชื่อ</w:t>
-      </w:r>
-      <w:r>
-        <w:rPr>
-          <w:rFonts w:asciiTheme="majorBidi" w:hAnsiTheme="majorBidi" w:cstheme="majorBidi"/>
-          <w:sz w:val="32"/>
-          <w:szCs w:val="32"/>
-        </w:rPr>
-        <w:t>_</w:t>
-      </w:r>
-      <w:r>
-        <w:rPr>
-          <w:rFonts w:asciiTheme="majorBidi" w:hAnsiTheme="majorBidi" w:cs="Angsana New"/>
-          <w:sz w:val="32"/>
-          <w:szCs w:val="32"/>
-          <w:cs/>
-        </w:rPr>
-        <w:t>นามสกุลลูกค้า</w:t>
-      </w:r>
-      <w:r>
-        <w:rPr>
-          <w:rFonts w:asciiTheme="majorBidi" w:hAnsiTheme="majorBidi" w:cstheme="majorBidi"/>
-          <w:sz w:val="32"/>
-          <w:szCs w:val="32"/>
-        </w:rPr>
-        <w:t xml:space="preserve">} </w:t>
-      </w:r>
-      <w:r>
-        <w:rPr>
-          <w:rFonts w:asciiTheme="majorBidi" w:hAnsiTheme="majorBidi" w:cstheme="majorBidi" w:hint="cs"/>
-          <w:sz w:val="32"/>
-          <w:szCs w:val="32"/>
-          <w:cs/>
-        </w:rPr>
-        <w:t>ซึ่ง</w:t>
-      </w:r>
-      <w:r>
-        <w:rPr>
-          <w:rFonts w:asciiTheme="majorBidi" w:hAnsiTheme="majorBidi" w:cstheme="majorBidi"/>
-          <w:sz w:val="32"/>
-          <w:szCs w:val="32"/>
-          <w:cs/>
-        </w:rPr>
-        <w:t xml:space="preserve">เป็นบุตร/ผู้อยู่ในความปกครอง ของข้าพเจ้า เป็นผู้มีอำนาจในการทำนิติกรรม </w:t>
-      </w:r>
-      <w:r>
-        <w:rPr>
-          <w:rFonts w:asciiTheme="majorBidi" w:hAnsiTheme="majorBidi" w:cstheme="majorBidi"/>
-          <w:sz w:val="32"/>
-          <w:szCs w:val="32"/>
-        </w:rPr>
-        <w:t>“</w:t>
-      </w:r>
-      <w:r>
-        <w:rPr>
-          <w:rFonts w:asciiTheme="majorBidi" w:hAnsiTheme="majorBidi" w:cstheme="majorBidi"/>
-          <w:sz w:val="32"/>
-          <w:szCs w:val="32"/>
-          <w:cs/>
-        </w:rPr>
-        <w:t>สัญญาเช่าซื้อ กับ บริษัทแซลม่อน เอ็นเตอร์ไพรส์ จำกัด</w:t>
-      </w:r>
-      <w:r>
-        <w:rPr>
-          <w:rFonts w:asciiTheme="majorBidi" w:hAnsiTheme="majorBidi" w:cstheme="majorBidi"/>
-          <w:sz w:val="32"/>
-          <w:szCs w:val="32"/>
-        </w:rPr>
-        <w:t>”</w:t>
-      </w:r>
-    </w:p>
-    <w:p>
-      <w:pPr>
-        <w:spacing w:after="0"/>
-        <w:ind w:left="-15" w:firstLine="735"/>
-        <w:rPr>
-          <w:rFonts w:asciiTheme="majorBidi" w:hAnsiTheme="majorBidi" w:cstheme="majorBidi"/>
-          <w:sz w:val="32"/>
-          <w:szCs w:val="32"/>
-        </w:rPr>
-      </w:pPr>
-      <w:r>
-        <w:rPr>
-          <w:rFonts w:asciiTheme="majorBidi" w:hAnsiTheme="majorBidi" w:cstheme="majorBidi"/>
-          <w:sz w:val="32"/>
-          <w:szCs w:val="32"/>
-          <w:cs/>
-        </w:rPr>
-        <w:t>การใดที่</w:t>
-      </w:r>
-      <w:r>
-        <w:rPr>
-          <w:rFonts w:asciiTheme="majorBidi" w:hAnsiTheme="majorBidi" w:cstheme="majorBidi" w:hint="cs"/>
-          <w:sz w:val="32"/>
-          <w:szCs w:val="32"/>
-          <w:cs/>
-        </w:rPr>
-        <w:t xml:space="preserve"> </w:t>
-      </w:r>
-      <w:r>
-        <w:rPr>
-          <w:rFonts w:asciiTheme="majorBidi" w:hAnsiTheme="majorBidi" w:cstheme="majorBidi"/>
-          <w:sz w:val="32"/>
-          <w:szCs w:val="32"/>
-        </w:rPr>
-        <w:t>{</w:t>
-      </w:r>
-      <w:r>
-        <w:rPr>
-          <w:rFonts w:asciiTheme="majorBidi" w:hAnsiTheme="majorBidi" w:cs="Angsana New"/>
-          <w:sz w:val="32"/>
-          <w:szCs w:val="32"/>
-          <w:cs/>
-        </w:rPr>
-        <w:t>คำนำหน้า</w:t>
-      </w:r>
-      <w:r>
-        <w:rPr>
-          <w:rFonts w:asciiTheme="majorBidi" w:hAnsiTheme="majorBidi" w:cstheme="majorBidi"/>
-          <w:sz w:val="32"/>
-          <w:szCs w:val="32"/>
-        </w:rPr>
-        <w:t>}{</w:t>
-      </w:r>
-      <w:r>
-        <w:rPr>
-          <w:rFonts w:asciiTheme="majorBidi" w:hAnsiTheme="majorBidi" w:cs="Angsana New"/>
-          <w:sz w:val="32"/>
-          <w:szCs w:val="32"/>
-          <w:cs/>
-        </w:rPr>
-        <w:t>ชื่อ</w:t>
-      </w:r>
-      <w:r>
-        <w:rPr>
-          <w:rFonts w:asciiTheme="majorBidi" w:hAnsiTheme="majorBidi" w:cstheme="majorBidi"/>
-          <w:sz w:val="32"/>
-          <w:szCs w:val="32"/>
-        </w:rPr>
-        <w:t>_</w:t>
-      </w:r>
-      <w:r>
-        <w:rPr>
-          <w:rFonts w:asciiTheme="majorBidi" w:hAnsiTheme="majorBidi" w:cs="Angsana New"/>
-          <w:sz w:val="32"/>
-          <w:szCs w:val="32"/>
-          <w:cs/>
-        </w:rPr>
-        <w:t>นามสกุลลูกค้า</w:t>
-      </w:r>
-      <w:r>
-        <w:rPr>
-          <w:rFonts w:asciiTheme="majorBidi" w:hAnsiTheme="majorBidi" w:cstheme="majorBidi"/>
-          <w:sz w:val="32"/>
-          <w:szCs w:val="32"/>
-        </w:rPr>
-        <w:t>}</w:t>
-      </w:r>
-      <w:r>
-        <w:rPr>
-          <w:rFonts w:asciiTheme="majorBidi" w:hAnsiTheme="majorBidi" w:cstheme="majorBidi" w:hint="cs"/>
-          <w:sz w:val="32"/>
-          <w:szCs w:val="32"/>
-          <w:cs/>
-        </w:rPr>
-        <w:t xml:space="preserve"> </w:t>
-      </w:r>
-      <w:r>
-        <w:rPr>
-          <w:rFonts w:asciiTheme="majorBidi" w:hAnsiTheme="majorBidi" w:cstheme="majorBidi"/>
-          <w:sz w:val="32"/>
-          <w:szCs w:val="32"/>
-          <w:cs/>
-        </w:rPr>
-        <w:t xml:space="preserve">บุตร/ผู้อยู่ในการปกครอง ของข้าพเจ้าได้กระทำไปในขอบอำนาจหนังสือยินยอมนี้ ให้มีผลสมบูรณ์ตามกฎหมายทุกประการ </w:t>
-      </w:r>
-    </w:p>
-    <w:p>
-      <w:pPr>
-        <w:spacing w:after="0"/>
-        <w:ind w:left="-15" w:firstLine="735"/>
-        <w:rPr>
-          <w:rFonts w:asciiTheme="majorBidi" w:hAnsiTheme="majorBidi" w:cstheme="majorBidi"/>
-          <w:sz w:val="32"/>
-          <w:szCs w:val="32"/>
-        </w:rPr>
-      </w:pPr>
-      <w:r>
-        <w:rPr>
-          <w:rFonts w:asciiTheme="majorBidi" w:hAnsiTheme="majorBidi" w:cstheme="majorBidi"/>
-          <w:sz w:val="32"/>
-          <w:szCs w:val="32"/>
-          <w:cs/>
-        </w:rPr>
-        <w:t>เพื่อเป็นหลักฐานในการนี้ ข้าพเจ้าจึงลงลายมือชื่อไว้เป็นสำคัญต่อหน้าพยาน</w:t>
-      </w:r>
-    </w:p>
-    <w:p>
-      <w:pPr>
-        <w:spacing w:after="0"/>
-        <w:ind w:left="-15" w:firstLine="735"/>
-        <w:rPr>
-          <w:rFonts w:asciiTheme="majorBidi" w:hAnsiTheme="majorBidi" w:cstheme="majorBidi"/>
-          <w:sz w:val="32"/>
-          <w:szCs w:val="32"/>
-          <w:cs/>
-        </w:rPr>
-      </w:pPr>
-    </w:p>
-    <w:p>
-      <w:pPr>
-        <w:spacing w:after="0"/>
-        <w:ind w:left="-15"/>
-        <w:jc w:val="right"/>
-        <w:rPr>
-          <w:rFonts w:asciiTheme="majorBidi" w:hAnsiTheme="majorBidi" w:cstheme="majorBidi"/>
-          <w:sz w:val="32"/>
-          <w:szCs w:val="32"/>
-          <w:cs/>
-        </w:rPr>
-      </w:pPr>
-      <w:r>
-        <w:rPr>
-          <w:rFonts w:asciiTheme="majorBidi" w:hAnsiTheme="majorBidi" w:cstheme="majorBidi"/>
-          <w:sz w:val="32"/>
-          <w:szCs w:val="32"/>
-        </w:rPr>
-        <w:t>ลงชื่อ..............................................................</w:t>
-      </w:r>
-      <w:r>
-        <w:rPr>
-          <w:rFonts w:asciiTheme="majorBidi" w:hAnsiTheme="majorBidi" w:cstheme="majorBidi"/>
-          <w:sz w:val="32"/>
-          <w:szCs w:val="32"/>
-          <w:cs/>
-        </w:rPr>
-        <w:t>ผู้ให้ความยินยอม</w:t>
-      </w:r>
-    </w:p>
-    <w:p>
-      <w:pPr>
-        <w:spacing w:after="0"/>
-        <w:rPr>
-          <w:rFonts w:asciiTheme="majorBidi" w:hAnsiTheme="majorBidi" w:cstheme="majorBidi"/>
-          <w:sz w:val="32"/>
-          <w:szCs w:val="32"/>
-        </w:rPr>
-      </w:pPr>
-      <w:r>
-        <w:rPr>
-          <w:rFonts w:asciiTheme="majorBidi" w:hAnsiTheme="majorBidi" w:cstheme="majorBidi"/>
-          <w:sz w:val="32"/>
-          <w:szCs w:val="32"/>
-        </w:rPr>
-        <w:t xml:space="preserve">                            </w:t>
-      </w:r>
-      <w:r>
-        <w:rPr>
-          <w:rFonts w:asciiTheme="majorBidi" w:hAnsiTheme="majorBidi" w:cstheme="majorBidi"/>
-          <w:sz w:val="32"/>
-          <w:szCs w:val="32"/>
-        </w:rPr>
-        <w:t xml:space="preserve">                                                                    </w:t>
-      </w:r>
-      <w:r>
-        <w:rPr>
-          <w:rFonts w:asciiTheme="majorBidi" w:hAnsiTheme="majorBidi" w:cstheme="majorBidi"/>
-          <w:sz w:val="32"/>
-          <w:szCs w:val="32"/>
-        </w:rPr>
-        <w:t>(</w:t>
-      </w:r>
-      <w:r>
-        <w:rPr>
-          <w:rFonts w:asciiTheme="majorBidi" w:hAnsiTheme="majorBidi" w:cstheme="majorBidi"/>
-          <w:sz w:val="32"/>
-          <w:szCs w:val="32"/>
-        </w:rPr>
-        <w:t>{</w:t>
-      </w:r>
-      <w:r>
-        <w:rPr>
-          <w:rFonts w:asciiTheme="majorBidi" w:hAnsiTheme="majorBidi" w:cs="Angsana New"/>
-          <w:sz w:val="32"/>
-          <w:szCs w:val="32"/>
-          <w:cs/>
-        </w:rPr>
-        <w:t>ชื่อ</w:t>
-      </w:r>
-      <w:r>
-        <w:rPr>
-          <w:rFonts w:asciiTheme="majorBidi" w:hAnsiTheme="majorBidi" w:cstheme="majorBidi"/>
-          <w:sz w:val="32"/>
-          <w:szCs w:val="32"/>
-        </w:rPr>
-        <w:t>_</w:t>
-      </w:r>
-      <w:r>
-        <w:rPr>
-          <w:rFonts w:asciiTheme="majorBidi" w:hAnsiTheme="majorBidi" w:cs="Angsana New"/>
-          <w:sz w:val="32"/>
-          <w:szCs w:val="32"/>
-          <w:cs/>
-        </w:rPr>
-        <w:t>นามสกุล</w:t>
-      </w:r>
-      <w:r>
-        <w:rPr>
-          <w:rFonts w:asciiTheme="majorBidi" w:hAnsiTheme="majorBidi" w:cstheme="majorBidi"/>
-          <w:sz w:val="32"/>
-          <w:szCs w:val="32"/>
-        </w:rPr>
-        <w:t>_</w:t>
-      </w:r>
-      <w:r>
-        <w:rPr>
-          <w:rFonts w:asciiTheme="majorBidi" w:hAnsiTheme="majorBidi" w:cs="Angsana New"/>
-          <w:sz w:val="32"/>
-          <w:szCs w:val="32"/>
-          <w:cs/>
-        </w:rPr>
-        <w:t>ผู้ปกครอง</w:t>
-      </w:r>
-      <w:r>
-        <w:rPr>
-          <w:rFonts w:asciiTheme="majorBidi" w:hAnsiTheme="majorBidi" w:cstheme="majorBidi"/>
-          <w:sz w:val="32"/>
-          <w:szCs w:val="32"/>
-        </w:rPr>
-        <w:t>}</w:t>
-      </w:r>
-      <w:r>
-        <w:rPr>
-          <w:rFonts w:asciiTheme="majorBidi" w:hAnsiTheme="majorBidi" w:cstheme="majorBidi"/>
-          <w:sz w:val="32"/>
-          <w:szCs w:val="32"/>
-        </w:rPr>
-        <w:t>)</w:t>
-      </w:r>
-    </w:p>
-    <w:p>
-      <w:pPr>
-        <w:spacing w:after="0"/>
-        <w:rPr>
-          <w:rFonts w:asciiTheme="majorBidi" w:hAnsiTheme="majorBidi" w:cstheme="majorBidi"/>
-          <w:sz w:val="32"/>
-          <w:szCs w:val="32"/>
-        </w:rPr>
-      </w:pPr>
-    </w:p>
-    <w:p>
-      <w:pPr>
-        <w:spacing w:after="0"/>
-        <w:ind w:firstLine="720"/>
-        <w:jc w:val="both"/>
-        <w:rPr>
-          <w:rFonts w:asciiTheme="majorBidi" w:hAnsiTheme="majorBidi" w:cstheme="majorBidi"/>
-          <w:sz w:val="32"/>
-          <w:szCs w:val="32"/>
-        </w:rPr>
-      </w:pPr>
-      <w:r>
-        <w:rPr>
-          <w:rFonts w:asciiTheme="majorBidi" w:hAnsiTheme="majorBidi" w:cstheme="majorBidi"/>
-          <w:sz w:val="32"/>
-          <w:szCs w:val="32"/>
-          <w:cs/>
-        </w:rPr>
-        <w:t>ข้าพเจ้าขอรับรองว่าเป็นลายมือชื่ออันแท้จริงของผู้ให้ความยินยอมและผู้ให้ความยินยอมได้ลงลายมือชื่อไว้ต่อหน้าข้าพเจ้า</w:t>
-      </w:r>
-    </w:p>
-    <w:p>
-      <w:pPr>
-        <w:spacing w:after="0"/>
-        <w:ind w:firstLine="720"/>
-        <w:jc w:val="both"/>
-        <w:rPr>
-          <w:rFonts w:asciiTheme="majorBidi" w:hAnsiTheme="majorBidi" w:cstheme="majorBidi"/>
-          <w:sz w:val="32"/>
-          <w:szCs w:val="32"/>
-        </w:rPr>
-      </w:pPr>
-    </w:p>
-    <w:p>
-      <w:pPr>
-        <w:spacing w:after="0"/>
-        <w:rPr>
-          <w:rFonts w:asciiTheme="majorBidi" w:hAnsiTheme="majorBidi" w:cstheme="majorBidi"/>
-          <w:sz w:val="32"/>
-          <w:szCs w:val="32"/>
-        </w:rPr>
-      </w:pPr>
-      <w:r>
-        <w:rPr>
-          <w:rFonts w:asciiTheme="majorBidi" w:hAnsiTheme="majorBidi" w:cstheme="majorBidi" w:hint="cs"/>
-          <w:sz w:val="32"/>
-          <w:szCs w:val="32"/>
-          <w:cs/>
-        </w:rPr>
-        <w:t xml:space="preserve">                                                                              </w:t>
-      </w:r>
-      <w:r>
-        <w:rPr>
-          <w:rFonts w:asciiTheme="majorBidi" w:hAnsiTheme="majorBidi" w:cstheme="majorBidi"/>
-          <w:sz w:val="32"/>
-          <w:szCs w:val="32"/>
-          <w:cs/>
-        </w:rPr>
-        <w:t>ลงชื่อ……………………..........…………</w:t>
-      </w:r>
-      <w:r>
-        <w:rPr>
-          <w:rFonts w:asciiTheme="majorBidi" w:hAnsiTheme="majorBidi" w:cstheme="majorBidi" w:hint="cs"/>
-          <w:sz w:val="32"/>
-          <w:szCs w:val="32"/>
-          <w:cs/>
-        </w:rPr>
-        <w:t>....</w:t>
-      </w:r>
-      <w:r>
-        <w:rPr>
-          <w:rFonts w:asciiTheme="majorBidi" w:hAnsiTheme="majorBidi" w:cstheme="majorBidi"/>
-          <w:sz w:val="32"/>
-          <w:szCs w:val="32"/>
-          <w:cs/>
-        </w:rPr>
-        <w:t>พยาน</w:t>
-      </w:r>
-    </w:p>
-    <w:p>
-      <w:pPr>
-        <w:spacing w:after="0"/>
-        <w:rPr>
-          <w:rFonts w:asciiTheme="majorBidi" w:hAnsiTheme="majorBidi" w:cstheme="majorBidi"/>
-          <w:sz w:val="32"/>
-          <w:szCs w:val="32"/>
-          <w:cs/>
-        </w:rPr>
-      </w:pPr>
-      <w:r>
-        <w:rPr>
-          <w:rFonts w:asciiTheme="majorBidi" w:hAnsiTheme="majorBidi" w:cstheme="majorBidi" w:hint="cs"/>
-          <w:sz w:val="32"/>
-          <w:szCs w:val="32"/>
-          <w:cs/>
-        </w:rPr>
-        <w:t xml:space="preserve">                                                                                        </w:t>
-      </w:r>
-      <w:r>
-        <w:rPr>
-          <w:rFonts w:asciiTheme="majorBidi" w:hAnsiTheme="majorBidi" w:cstheme="majorBidi"/>
-          <w:sz w:val="32"/>
-          <w:szCs w:val="32"/>
-        </w:rPr>
-        <w:t xml:space="preserve">       </w:t>
-      </w:r>
-      <w:r>
-        <w:rPr>
-          <w:rFonts w:asciiTheme="majorBidi" w:hAnsiTheme="majorBidi" w:cstheme="majorBidi"/>
-          <w:sz w:val="32"/>
-          <w:szCs w:val="32"/>
-        </w:rPr>
-        <w:t>(</w:t>
-      </w:r>
-      <w:r>
-        <w:rPr>
-          <w:rFonts w:asciiTheme="majorBidi" w:hAnsiTheme="majorBidi" w:cstheme="majorBidi"/>
-          <w:sz w:val="32"/>
-          <w:szCs w:val="32"/>
-        </w:rPr>
-        <w:t>{</w:t>
-      </w:r>
-      <w:r>
-        <w:rPr>
-          <w:rFonts w:asciiTheme="majorBidi" w:hAnsiTheme="majorBidi" w:cs="Angsana New"/>
-          <w:sz w:val="32"/>
-          <w:szCs w:val="32"/>
-          <w:cs/>
-        </w:rPr>
-        <w:t>ชื่อ</w:t>
-      </w:r>
-      <w:r>
-        <w:rPr>
-          <w:rFonts w:asciiTheme="majorBidi" w:hAnsiTheme="majorBidi" w:cstheme="majorBidi"/>
-          <w:sz w:val="32"/>
-          <w:szCs w:val="32"/>
-        </w:rPr>
-        <w:t>_</w:t>
-      </w:r>
-      <w:r>
-        <w:rPr>
-          <w:rFonts w:asciiTheme="majorBidi" w:hAnsiTheme="majorBidi" w:cs="Angsana New"/>
-          <w:sz w:val="32"/>
-          <w:szCs w:val="32"/>
-          <w:cs/>
-        </w:rPr>
-        <w:t>นามสกุล</w:t>
-      </w:r>
-      <w:r>
-        <w:rPr>
-          <w:rFonts w:asciiTheme="majorBidi" w:hAnsiTheme="majorBidi" w:cstheme="majorBidi"/>
-          <w:sz w:val="32"/>
-          <w:szCs w:val="32"/>
-        </w:rPr>
-        <w:t>_</w:t>
-      </w:r>
-      <w:r>
-        <w:rPr>
-          <w:rFonts w:asciiTheme="majorBidi" w:hAnsiTheme="majorBidi" w:cs="Angsana New"/>
-          <w:sz w:val="32"/>
-          <w:szCs w:val="32"/>
-          <w:cs/>
-        </w:rPr>
-        <w:t>ผู้ปกครอง</w:t>
-      </w:r>
-      <w:r>
-        <w:rPr>
-          <w:rFonts w:asciiTheme="majorBidi" w:hAnsiTheme="majorBidi" w:cstheme="majorBidi"/>
-          <w:sz w:val="32"/>
-          <w:szCs w:val="32"/>
-        </w:rPr>
-        <w:t>}</w:t>
-      </w:r>
-      <w:r>
-        <w:rPr>
-          <w:rFonts w:asciiTheme="majorBidi" w:hAnsiTheme="majorBidi" w:cstheme="majorBidi"/>
-          <w:sz w:val="32"/>
-          <w:szCs w:val="32"/>
-        </w:rPr>
-        <w:t>)</w:t>
-      </w:r>
-    </w:p>
-    <w:p>
-      <w:pPr>
-        <w:spacing w:after="0"/>
-        <w:ind w:left="5040"/>
-        <w:rPr>
-          <w:rFonts w:asciiTheme="majorBidi" w:hAnsiTheme="majorBidi" w:cstheme="majorBidi"/>
-          <w:sz w:val="32"/>
-          <w:szCs w:val="32"/>
-        </w:rPr>
-      </w:pPr>
-      <w:r>
-        <w:rPr>
-          <w:rFonts w:asciiTheme="majorBidi" w:hAnsiTheme="majorBidi" w:cstheme="majorBidi"/>
-          <w:sz w:val="32"/>
-          <w:szCs w:val="32"/>
-        </w:rPr>
-        <w:tab/>
-      </w:r>
-      <w:r>
-        <w:rPr>
-          <w:rFonts w:asciiTheme="majorBidi" w:hAnsiTheme="majorBidi" w:cstheme="majorBidi"/>
-          <w:sz w:val="32"/>
-          <w:szCs w:val="32"/>
-        </w:rPr>
-        <w:tab/>
-      </w:r>
-    </w:p>
-    <w:p/>
-    <w:p/>
-    <w:p/>
-    <w:p/>
-    <w:p/>
-    <w:p>
-      <w:pPr>
-        <w:tabs>
-          <w:tab w:val="left" w:pos="7400"/>
-        </w:tabs>
-      </w:pPr>
-      <w:r>
-        <w:tab/>
-      </w:r>
-    </w:p>
-    <w:p>
-      <w:pPr>
-        <w:rPr>
-          <w:rFonts w:asciiTheme="majorBidi" w:hAnsiTheme="majorBidi" w:cstheme="majorBidi"/>
-          <w:sz w:val="32"/>
-          <w:szCs w:val="32"/>
-        </w:rPr>
-      </w:pPr>
-    </w:p>
-    <w:p>
-      <w:pPr>
-        <w:jc w:val="center"/>
-        <w:rPr>
-          <w:rFonts w:asciiTheme="majorBidi" w:hAnsiTheme="majorBidi" w:cstheme="majorBidi"/>
-          <w:sz w:val="28"/>
-        </w:rPr>
-      </w:pPr>
-    </w:p>
-    <w:p>
-      <w:pPr>
-        <w:jc w:val="center"/>
-        <w:rPr>
-          <w:rFonts w:asciiTheme="majorBidi" w:hAnsiTheme="majorBidi" w:cstheme="majorBidi"/>
-          <w:sz w:val="28"/>
-        </w:rPr>
-      </w:pPr>
-    </w:p>
-    <w:p>
-      <w:pPr>
-        <w:jc w:val="center"/>
-        <w:rPr>
-          <w:rFonts w:asciiTheme="majorBidi" w:hAnsiTheme="majorBidi" w:cstheme="majorBidi"/>
-          <w:sz w:val="28"/>
-        </w:rPr>
-      </w:pPr>
-    </w:p>
-    <w:p>
-      <w:pPr>
-        <w:jc w:val="center"/>
-        <w:rPr>
-          <w:rFonts w:asciiTheme="majorBidi" w:hAnsiTheme="majorBidi" w:cstheme="majorBidi"/>
-          <w:sz w:val="28"/>
-        </w:rPr>
-      </w:pPr>
-    </w:p>
-    <w:p>
-      <w:r>
-        <w:t>{/hasGuardian}</w:t>
       </w:r>
     </w:p>
     <w:p>
@@ -11655,6 +10929,732 @@
       <w:r>
         <w:t>{/hasGuardian}</w:t>
       </w:r>
+    </w:p>
+    <w:p>
+      <w:pPr>
+        <w:jc w:val="center"/>
+        <w:rPr>
+          <w:rFonts w:asciiTheme="majorBidi" w:hAnsiTheme="majorBidi" w:cstheme="majorBidi"/>
+          <w:sz w:val="28"/>
+        </w:rPr>
+      </w:pPr>
+    </w:p>
+    <w:p>
+      <w:r>
+        <w:rPr>
+          <w:rFonts w:asciiTheme="majorBidi" w:hAnsiTheme="majorBidi" w:cstheme="majorBidi"/>
+          <w:noProof/>
+          <w:sz w:val="32"/>
+          <w:szCs w:val="32"/>
+        </w:rPr>
+        <mc:AlternateContent>
+          <mc:Choice Requires="wps">
+            <w:drawing>
+              <wp:anchor distT="45720" distB="45720" distL="114300" distR="114300" simplePos="0" relativeHeight="251662336" behindDoc="0" locked="0" layoutInCell="1" allowOverlap="1" wp14:anchorId="0AEF3EF0" wp14:editId="7CBEAE34">
+                <wp:simplePos x="0" y="0"/>
+                <wp:positionH relativeFrom="column">
+                  <wp:posOffset>1943100</wp:posOffset>
+                </wp:positionH>
+                <wp:positionV relativeFrom="paragraph">
+                  <wp:posOffset>126365</wp:posOffset>
+                </wp:positionV>
+                <wp:extent cx="3745865" cy="1732280"/>
+                <wp:effectExtent l="0" t="0" r="0" b="1270"/>
+                <wp:wrapSquare wrapText="bothSides"/>
+                <wp:docPr id="2" name="Text Box 2"/>
+                <wp:cNvGraphicFramePr>
+                  <a:graphicFrameLocks xmlns:a="http://schemas.openxmlformats.org/drawingml/2006/main"/>
+                </wp:cNvGraphicFramePr>
+                <a:graphic xmlns:a="http://schemas.openxmlformats.org/drawingml/2006/main">
+                  <a:graphicData uri="http://schemas.microsoft.com/office/word/2010/wordprocessingShape">
+                    <wps:wsp>
+                      <wps:cNvSpPr txBox="1">
+                        <a:spLocks noChangeArrowheads="1"/>
+                      </wps:cNvSpPr>
+                      <wps:spPr bwMode="auto">
+                        <a:xfrm>
+                          <a:off x="0" y="0"/>
+                          <a:ext cx="3745865" cy="1732280"/>
+                        </a:xfrm>
+                        <a:prstGeom prst="rect">
+                          <a:avLst/>
+                        </a:prstGeom>
+                        <a:noFill/>
+                        <a:ln w="9525">
+                          <a:noFill/>
+                          <a:miter lim="800000"/>
+                          <a:headEnd/>
+                          <a:tailEnd/>
+                        </a:ln>
+                      </wps:spPr>
+                      <wps:txbx>
+                        <w:txbxContent>
+                          <w:p>
+                            <w:pPr>
+                              <w:spacing w:after="0"/>
+                              <w:jc w:val="center"/>
+                              <w:rPr>
+                                <w:rFonts w:asciiTheme="majorBidi" w:hAnsiTheme="majorBidi" w:cstheme="majorBidi"/>
+                                <w:b/>
+                                <w:bCs/>
+                                <w:sz w:val="32"/>
+                                <w:szCs w:val="32"/>
+                              </w:rPr>
+                            </w:pPr>
+                            <w:r>
+                              <w:rPr>
+                                <w:rFonts w:asciiTheme="majorBidi" w:hAnsiTheme="majorBidi" w:cstheme="majorBidi"/>
+                                <w:b/>
+                                <w:bCs/>
+                                <w:sz w:val="32"/>
+                                <w:szCs w:val="32"/>
+                                <w:cs/>
+                              </w:rPr>
+                              <w:t>สำเนาถูกต้อง</w:t>
+                            </w:r>
+                          </w:p>
+                          <w:p>
+                            <w:pPr>
+                              <w:spacing w:after="0"/>
+                              <w:jc w:val="center"/>
+                              <w:rPr>
+                                <w:rFonts w:asciiTheme="majorBidi" w:hAnsiTheme="majorBidi" w:cstheme="majorBidi"/>
+                                <w:color w:val="FF0000"/>
+                                <w:sz w:val="28"/>
+                              </w:rPr>
+                            </w:pPr>
+                            <w:r>
+                              <w:rPr>
+                                <w:rFonts w:asciiTheme="majorBidi" w:hAnsiTheme="majorBidi" w:cstheme="majorBidi"/>
+                                <w:color w:val="FF0000"/>
+                                <w:sz w:val="28"/>
+                                <w:cs/>
+                              </w:rPr>
+                              <w:t>เอกสารฉบับนี้ใช้สำหรับผ่อน</w:t>
+                            </w:r>
+                            <w:r>
+                              <w:rPr>
+                                <w:rFonts w:asciiTheme="majorBidi" w:hAnsiTheme="majorBidi" w:cstheme="majorBidi"/>
+                                <w:color w:val="FF0000"/>
+                                <w:sz w:val="24"/>
+                                <w:szCs w:val="24"/>
+                                <w:cs/>
+                              </w:rPr>
+                              <w:t>สินค้า</w:t>
+                            </w:r>
+                            <w:r>
+                              <w:rPr>
+                                <w:rFonts w:asciiTheme="majorBidi" w:hAnsiTheme="majorBidi" w:cstheme="majorBidi"/>
+                                <w:color w:val="FF0000"/>
+                                <w:sz w:val="28"/>
+                                <w:cs/>
+                              </w:rPr>
+                              <w:t>กับบจก.แซลม่อน เอ็นเตอร์ไพรส์</w:t>
+                            </w:r>
+                            <w:r>
+                              <w:rPr>
+                                <w:rFonts w:asciiTheme="majorBidi" w:hAnsiTheme="majorBidi" w:cstheme="majorBidi"/>
+                                <w:color w:val="FF0000"/>
+                                <w:sz w:val="28"/>
+                                <w:cs/>
+                              </w:rPr>
+                              <w:t>เท่านั้น</w:t>
+                            </w:r>
+                          </w:p>
+                          <w:p>
+                            <w:pPr>
+                              <w:spacing w:after="0"/>
+                              <w:jc w:val="center"/>
+                              <w:rPr>
+                                <w:rFonts w:asciiTheme="majorBidi" w:hAnsiTheme="majorBidi" w:cstheme="majorBidi"/>
+                                <w:color w:val="FF0000"/>
+                                <w:sz w:val="28"/>
+                              </w:rPr>
+                            </w:pPr>
+                          </w:p>
+                          <w:p>
+                            <w:pPr>
+                              <w:spacing w:after="0"/>
+                              <w:jc w:val="center"/>
+                              <w:rPr>
+                                <w:rFonts w:asciiTheme="majorBidi" w:hAnsiTheme="majorBidi" w:cstheme="majorBidi"/>
+                                <w:color w:val="FF0000"/>
+                                <w:sz w:val="28"/>
+                              </w:rPr>
+                            </w:pPr>
+                          </w:p>
+                          <w:p>
+                            <w:pPr>
+                              <w:spacing w:after="0"/>
+                              <w:jc w:val="center"/>
+                              <w:rPr>
+                                <w:rFonts w:asciiTheme="majorBidi" w:hAnsiTheme="majorBidi" w:cstheme="majorBidi"/>
+                                <w:color w:val="000000" w:themeColor="text1"/>
+                                <w:sz w:val="28"/>
+                              </w:rPr>
+                            </w:pPr>
+                            <w:r>
+                              <w:rPr>
+                                <w:rFonts w:asciiTheme="majorBidi" w:hAnsiTheme="majorBidi" w:cstheme="majorBidi" w:hint="cs"/>
+                                <w:color w:val="000000" w:themeColor="text1"/>
+                                <w:sz w:val="28"/>
+                                <w:cs/>
+                              </w:rPr>
+                              <w:t>ลายเซ็น......................................................ผู้เช่าซื้อ</w:t>
+                            </w:r>
+                          </w:p>
+                          <w:p>
+                            <w:pPr>
+                              <w:spacing w:after="0"/>
+                              <w:jc w:val="center"/>
+                              <w:rPr>
+                                <w:rFonts w:asciiTheme="majorBidi" w:hAnsiTheme="majorBidi" w:cstheme="majorBidi"/>
+                                <w:sz w:val="28"/>
+                              </w:rPr>
+                            </w:pPr>
+                            <w:r>
+                              <w:rPr>
+                                <w:rFonts w:asciiTheme="majorBidi" w:hAnsiTheme="majorBidi" w:cstheme="majorBidi"/>
+                                <w:sz w:val="28"/>
+                                <w:cs/>
+                              </w:rPr>
+                              <w:t>(</w:t>
+                            </w:r>
+                            <w:r>
+                              <w:rPr>
+                                <w:rFonts w:asciiTheme="majorBidi" w:hAnsiTheme="majorBidi" w:cstheme="majorBidi"/>
+                                <w:sz w:val="28"/>
+                              </w:rPr>
+                              <w:t>{</w:t>
+                            </w:r>
+                            <w:r>
+                              <w:rPr>
+                                <w:rFonts w:asciiTheme="majorBidi" w:hAnsiTheme="majorBidi" w:cstheme="majorBidi"/>
+                                <w:sz w:val="28"/>
+                                <w:cs/>
+                              </w:rPr>
+                              <w:t>ชื่อ</w:t>
+                            </w:r>
+                            <w:r>
+                              <w:rPr>
+                                <w:rFonts w:asciiTheme="majorBidi" w:hAnsiTheme="majorBidi" w:cstheme="majorBidi"/>
+                                <w:sz w:val="28"/>
+                              </w:rPr>
+                              <w:t>_</w:t>
+                            </w:r>
+                            <w:r>
+                              <w:rPr>
+                                <w:rFonts w:asciiTheme="majorBidi" w:hAnsiTheme="majorBidi" w:cstheme="majorBidi"/>
+                                <w:sz w:val="28"/>
+                                <w:cs/>
+                              </w:rPr>
+                              <w:t>นามสกุลลูกค้า</w:t>
+                            </w:r>
+                            <w:r>
+                              <w:rPr>
+                                <w:rFonts w:asciiTheme="majorBidi" w:hAnsiTheme="majorBidi" w:cstheme="majorBidi"/>
+                                <w:sz w:val="28"/>
+                              </w:rPr>
+                              <w:t>}</w:t>
+                            </w:r>
+                            <w:r>
+                              <w:rPr>
+                                <w:rFonts w:asciiTheme="majorBidi" w:hAnsiTheme="majorBidi" w:cstheme="majorBidi"/>
+                                <w:sz w:val="28"/>
+                                <w:cs/>
+                              </w:rPr>
+                              <w:t>)</w:t>
+                            </w:r>
+                          </w:p>
+                          <w:p>
+                            <w:pPr>
+                              <w:spacing w:after="0"/>
+                              <w:jc w:val="center"/>
+                              <w:rPr>
+                                <w:rFonts w:asciiTheme="majorBidi" w:hAnsiTheme="majorBidi" w:cstheme="majorBidi"/>
+                                <w:sz w:val="28"/>
+                              </w:rPr>
+                            </w:pPr>
+                            <w:r>
+                              <w:rPr>
+                                <w:rFonts w:asciiTheme="majorBidi" w:hAnsiTheme="majorBidi" w:cstheme="majorBidi"/>
+                                <w:sz w:val="28"/>
+                              </w:rPr>
+                              <w:t>{</w:t>
+                            </w:r>
+                            <w:r>
+                              <w:rPr>
+                                <w:rFonts w:asciiTheme="majorBidi" w:hAnsiTheme="majorBidi" w:cstheme="majorBidi"/>
+                                <w:sz w:val="28"/>
+                                <w:cs/>
+                              </w:rPr>
+                              <w:t>วันที่ที่ออกสัญญา</w:t>
+                            </w:r>
+                            <w:r>
+                              <w:rPr>
+                                <w:rFonts w:asciiTheme="majorBidi" w:hAnsiTheme="majorBidi" w:cstheme="majorBidi"/>
+                                <w:sz w:val="28"/>
+                              </w:rPr>
+                              <w:t>}</w:t>
+                            </w:r>
+                          </w:p>
+                          <w:p>
+                            <w:pPr>
+                              <w:jc w:val="center"/>
+                              <w:rPr>
+                                <w:cs/>
+                              </w:rPr>
+                            </w:pPr>
+                          </w:p>
+                        </w:txbxContent>
+                      </wps:txbx>
+                      <wps:bodyPr rot="0" vert="horz" wrap="square" lIns="91440" tIns="45720" rIns="91440" bIns="45720" anchor="t" anchorCtr="0">
+                        <a:noAutofit/>
+                      </wps:bodyPr>
+                    </wps:wsp>
+                  </a:graphicData>
+                </a:graphic>
+                <wp14:sizeRelH relativeFrom="margin">
+                  <wp14:pctWidth>0</wp14:pctWidth>
+                </wp14:sizeRelH>
+                <wp14:sizeRelV relativeFrom="margin">
+                  <wp14:pctHeight>0</wp14:pctHeight>
+                </wp14:sizeRelV>
+              </wp:anchor>
+            </w:drawing>
+          </mc:Choice>
+          <mc:Fallback>
+            <w:pict>
+              <v:shape w14:anchorId="0AEF3EF0" id="Text Box 2" o:spid="_x0000_s1028" type="#_x0000_t202" style="position:absolute;margin-left:153pt;margin-top:9.95pt;width:294.95pt;height:136.4pt;z-index:251662336;visibility:visible;mso-wrap-style:square;mso-width-percent:0;mso-height-percent:0;mso-wrap-distance-left:9pt;mso-wrap-distance-top:3.6pt;mso-wrap-distance-right:9pt;mso-wrap-distance-bottom:3.6pt;mso-position-horizontal:absolute;mso-position-horizontal-relative:text;mso-position-vertical:absolute;mso-position-vertical-relative:text;mso-width-percent:0;mso-height-percent:0;mso-width-relative:margin;mso-height-relative:margin;v-text-anchor:top" o:gfxdata="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" filled="f" stroked="f">
+                <v:textbox>
+                  <w:txbxContent>
+                    <w:p>
+                      <w:pPr>
+                        <w:spacing w:after="0"/>
+                        <w:jc w:val="center"/>
+                        <w:rPr>
+                          <w:rFonts w:asciiTheme="majorBidi" w:hAnsiTheme="majorBidi" w:cstheme="majorBidi"/>
+                          <w:b/>
+                          <w:bCs/>
+                          <w:sz w:val="32"/>
+                          <w:szCs w:val="32"/>
+                        </w:rPr>
+                      </w:pPr>
+                      <w:r>
+                        <w:rPr>
+                          <w:rFonts w:asciiTheme="majorBidi" w:hAnsiTheme="majorBidi" w:cstheme="majorBidi"/>
+                          <w:b/>
+                          <w:bCs/>
+                          <w:sz w:val="32"/>
+                          <w:szCs w:val="32"/>
+                          <w:cs/>
+                        </w:rPr>
+                        <w:t>สำเนาถูกต้อง</w:t>
+                      </w:r>
+                    </w:p>
+                    <w:p>
+                      <w:pPr>
+                        <w:spacing w:after="0"/>
+                        <w:jc w:val="center"/>
+                        <w:rPr>
+                          <w:rFonts w:asciiTheme="majorBidi" w:hAnsiTheme="majorBidi" w:cstheme="majorBidi"/>
+                          <w:color w:val="FF0000"/>
+                          <w:sz w:val="28"/>
+                        </w:rPr>
+                      </w:pPr>
+                      <w:r>
+                        <w:rPr>
+                          <w:rFonts w:asciiTheme="majorBidi" w:hAnsiTheme="majorBidi" w:cstheme="majorBidi"/>
+                          <w:color w:val="FF0000"/>
+                          <w:sz w:val="28"/>
+                          <w:cs/>
+                        </w:rPr>
+                        <w:t>เอกสารฉบับนี้ใช้สำหรับผ่อน</w:t>
+                      </w:r>
+                      <w:r>
+                        <w:rPr>
+                          <w:rFonts w:asciiTheme="majorBidi" w:hAnsiTheme="majorBidi" w:cstheme="majorBidi"/>
+                          <w:color w:val="FF0000"/>
+                          <w:sz w:val="24"/>
+                          <w:szCs w:val="24"/>
+                          <w:cs/>
+                        </w:rPr>
+                        <w:t>สินค้า</w:t>
+                      </w:r>
+                      <w:r>
+                        <w:rPr>
+                          <w:rFonts w:asciiTheme="majorBidi" w:hAnsiTheme="majorBidi" w:cstheme="majorBidi"/>
+                          <w:color w:val="FF0000"/>
+                          <w:sz w:val="28"/>
+                          <w:cs/>
+                        </w:rPr>
+                        <w:t>กับบจก.แซลม่อน เอ็นเตอร์ไพรส์</w:t>
+                      </w:r>
+                      <w:r>
+                        <w:rPr>
+                          <w:rFonts w:asciiTheme="majorBidi" w:hAnsiTheme="majorBidi" w:cstheme="majorBidi"/>
+                          <w:color w:val="FF0000"/>
+                          <w:sz w:val="28"/>
+                          <w:cs/>
+                        </w:rPr>
+                        <w:t>เท่านั้น</w:t>
+                      </w:r>
+                    </w:p>
+                    <w:p>
+                      <w:pPr>
+                        <w:spacing w:after="0"/>
+                        <w:jc w:val="center"/>
+                        <w:rPr>
+                          <w:rFonts w:asciiTheme="majorBidi" w:hAnsiTheme="majorBidi" w:cstheme="majorBidi"/>
+                          <w:color w:val="FF0000"/>
+                          <w:sz w:val="28"/>
+                        </w:rPr>
+                      </w:pPr>
+                    </w:p>
+                    <w:p>
+                      <w:pPr>
+                        <w:spacing w:after="0"/>
+                        <w:jc w:val="center"/>
+                        <w:rPr>
+                          <w:rFonts w:asciiTheme="majorBidi" w:hAnsiTheme="majorBidi" w:cstheme="majorBidi"/>
+                          <w:color w:val="FF0000"/>
+                          <w:sz w:val="28"/>
+                        </w:rPr>
+                      </w:pPr>
+                    </w:p>
+                    <w:p>
+                      <w:pPr>
+                        <w:spacing w:after="0"/>
+                        <w:jc w:val="center"/>
+                        <w:rPr>
+                          <w:rFonts w:asciiTheme="majorBidi" w:hAnsiTheme="majorBidi" w:cstheme="majorBidi"/>
+                          <w:color w:val="000000" w:themeColor="text1"/>
+                          <w:sz w:val="28"/>
+                        </w:rPr>
+                      </w:pPr>
+                      <w:r>
+                        <w:rPr>
+                          <w:rFonts w:asciiTheme="majorBidi" w:hAnsiTheme="majorBidi" w:cstheme="majorBidi" w:hint="cs"/>
+                          <w:color w:val="000000" w:themeColor="text1"/>
+                          <w:sz w:val="28"/>
+                          <w:cs/>
+                        </w:rPr>
+                        <w:t>ลายเซ็น......................................................ผู้เช่าซื้อ</w:t>
+                      </w:r>
+                    </w:p>
+                    <w:p>
+                      <w:pPr>
+                        <w:spacing w:after="0"/>
+                        <w:jc w:val="center"/>
+                        <w:rPr>
+                          <w:rFonts w:asciiTheme="majorBidi" w:hAnsiTheme="majorBidi" w:cstheme="majorBidi"/>
+                          <w:sz w:val="28"/>
+                        </w:rPr>
+                      </w:pPr>
+                      <w:r>
+                        <w:rPr>
+                          <w:rFonts w:asciiTheme="majorBidi" w:hAnsiTheme="majorBidi" w:cstheme="majorBidi"/>
+                          <w:sz w:val="28"/>
+                          <w:cs/>
+                        </w:rPr>
+                        <w:t>(</w:t>
+                      </w:r>
+                      <w:r>
+                        <w:rPr>
+                          <w:rFonts w:asciiTheme="majorBidi" w:hAnsiTheme="majorBidi" w:cstheme="majorBidi"/>
+                          <w:sz w:val="28"/>
+                        </w:rPr>
+                        <w:t>{</w:t>
+                      </w:r>
+                      <w:r>
+                        <w:rPr>
+                          <w:rFonts w:asciiTheme="majorBidi" w:hAnsiTheme="majorBidi" w:cstheme="majorBidi"/>
+                          <w:sz w:val="28"/>
+                          <w:cs/>
+                        </w:rPr>
+                        <w:t>ชื่อ</w:t>
+                      </w:r>
+                      <w:r>
+                        <w:rPr>
+                          <w:rFonts w:asciiTheme="majorBidi" w:hAnsiTheme="majorBidi" w:cstheme="majorBidi"/>
+                          <w:sz w:val="28"/>
+                        </w:rPr>
+                        <w:t>_</w:t>
+                      </w:r>
+                      <w:r>
+                        <w:rPr>
+                          <w:rFonts w:asciiTheme="majorBidi" w:hAnsiTheme="majorBidi" w:cstheme="majorBidi"/>
+                          <w:sz w:val="28"/>
+                          <w:cs/>
+                        </w:rPr>
+                        <w:t>นามสกุลลูกค้า</w:t>
+                      </w:r>
+                      <w:r>
+                        <w:rPr>
+                          <w:rFonts w:asciiTheme="majorBidi" w:hAnsiTheme="majorBidi" w:cstheme="majorBidi"/>
+                          <w:sz w:val="28"/>
+                        </w:rPr>
+                        <w:t>}</w:t>
+                      </w:r>
+                      <w:r>
+                        <w:rPr>
+                          <w:rFonts w:asciiTheme="majorBidi" w:hAnsiTheme="majorBidi" w:cstheme="majorBidi"/>
+                          <w:sz w:val="28"/>
+                          <w:cs/>
+                        </w:rPr>
+                        <w:t>)</w:t>
+                      </w:r>
+                    </w:p>
+                    <w:p>
+                      <w:pPr>
+                        <w:spacing w:after="0"/>
+                        <w:jc w:val="center"/>
+                        <w:rPr>
+                          <w:rFonts w:asciiTheme="majorBidi" w:hAnsiTheme="majorBidi" w:cstheme="majorBidi"/>
+                          <w:sz w:val="28"/>
+                        </w:rPr>
+                      </w:pPr>
+                      <w:r>
+                        <w:rPr>
+                          <w:rFonts w:asciiTheme="majorBidi" w:hAnsiTheme="majorBidi" w:cstheme="majorBidi"/>
+                          <w:sz w:val="28"/>
+                        </w:rPr>
+                        <w:t>{</w:t>
+                      </w:r>
+                      <w:r>
+                        <w:rPr>
+                          <w:rFonts w:asciiTheme="majorBidi" w:hAnsiTheme="majorBidi" w:cstheme="majorBidi"/>
+                          <w:sz w:val="28"/>
+                          <w:cs/>
+                        </w:rPr>
+                        <w:t>วันที่ที่ออกสัญญา</w:t>
+                      </w:r>
+                      <w:r>
+                        <w:rPr>
+                          <w:rFonts w:asciiTheme="majorBidi" w:hAnsiTheme="majorBidi" w:cstheme="majorBidi"/>
+                          <w:sz w:val="28"/>
+                        </w:rPr>
+                        <w:t>}</w:t>
+                      </w:r>
+                    </w:p>
+                    <w:p>
+                      <w:pPr>
+                        <w:jc w:val="center"/>
+                        <w:rPr>
+                          <w:cs/>
+                        </w:rPr>
+                      </w:pPr>
+                    </w:p>
+                  </w:txbxContent>
+                </v:textbox>
+                <w10:wrap type="square"/>
+              </v:shape>
+            </w:pict>
+          </mc:Fallback>
+        </mc:AlternateContent>
+      </w:r>
+    </w:p>
+    <w:p>
+      <w:pPr>
+        <w:tabs>
+          <w:tab w:val="left" w:pos="3281"/>
+        </w:tabs>
+      </w:pPr>
+    </w:p>
+    <w:p>
+      <w:pPr>
+        <w:jc w:val="center"/>
+        <w:rPr>
+          <w:rFonts w:asciiTheme="majorBidi" w:hAnsiTheme="majorBidi" w:cstheme="majorBidi"/>
+          <w:sz w:val="28"/>
+        </w:rPr>
+      </w:pPr>
+    </w:p>
+    <w:p>
+      <w:pPr>
+        <w:jc w:val="center"/>
+        <w:rPr>
+          <w:rFonts w:asciiTheme="majorBidi" w:hAnsiTheme="majorBidi" w:cstheme="majorBidi"/>
+          <w:sz w:val="28"/>
+        </w:rPr>
+      </w:pPr>
+    </w:p>
+    <w:p>
+      <w:pPr>
+        <w:jc w:val="center"/>
+        <w:rPr>
+          <w:rFonts w:asciiTheme="majorBidi" w:hAnsiTheme="majorBidi" w:cstheme="majorBidi"/>
+          <w:sz w:val="28"/>
+        </w:rPr>
+      </w:pPr>
+    </w:p>
+    <w:p>
+      <w:pPr>
+        <w:jc w:val="center"/>
+        <w:rPr>
+          <w:rFonts w:asciiTheme="majorBidi" w:hAnsiTheme="majorBidi" w:cstheme="majorBidi"/>
+          <w:sz w:val="28"/>
+        </w:rPr>
+      </w:pPr>
+    </w:p>
+    <w:p>
+      <w:pPr>
+        <w:jc w:val="center"/>
+        <w:rPr>
+          <w:rFonts w:asciiTheme="majorBidi" w:hAnsiTheme="majorBidi" w:cstheme="majorBidi"/>
+          <w:sz w:val="28"/>
+        </w:rPr>
+      </w:pPr>
+    </w:p>
+    <w:p>
+      <w:pPr>
+        <w:jc w:val="center"/>
+        <w:rPr>
+          <w:rFonts w:asciiTheme="majorBidi" w:hAnsiTheme="majorBidi" w:cstheme="majorBidi"/>
+          <w:sz w:val="28"/>
+        </w:rPr>
+      </w:pPr>
+    </w:p>
+    <w:p>
+      <w:pPr>
+        <w:jc w:val="center"/>
+        <w:rPr>
+          <w:rFonts w:asciiTheme="majorBidi" w:hAnsiTheme="majorBidi" w:cstheme="majorBidi"/>
+          <w:sz w:val="28"/>
+        </w:rPr>
+      </w:pPr>
+    </w:p>
+    <w:p>
+      <w:pPr>
+        <w:jc w:val="center"/>
+        <w:rPr>
+          <w:rFonts w:asciiTheme="majorBidi" w:hAnsiTheme="majorBidi" w:cstheme="majorBidi"/>
+          <w:sz w:val="28"/>
+        </w:rPr>
+      </w:pPr>
+    </w:p>
+    <w:p>
+      <w:pPr>
+        <w:jc w:val="center"/>
+        <w:rPr>
+          <w:rFonts w:asciiTheme="majorBidi" w:hAnsiTheme="majorBidi" w:cstheme="majorBidi"/>
+          <w:sz w:val="28"/>
+        </w:rPr>
+      </w:pPr>
+    </w:p>
+    <w:p>
+      <w:pPr>
+        <w:jc w:val="center"/>
+        <w:rPr>
+          <w:rFonts w:asciiTheme="majorBidi" w:hAnsiTheme="majorBidi" w:cstheme="majorBidi"/>
+          <w:sz w:val="28"/>
+        </w:rPr>
+      </w:pPr>
+    </w:p>
+    <w:p>
+      <w:pPr>
+        <w:tabs>
+          <w:tab w:val="left" w:pos="6023"/>
+        </w:tabs>
+      </w:pPr>
+    </w:p>
+    <w:p>
+      <w:pPr>
+        <w:tabs>
+          <w:tab w:val="left" w:pos="6023"/>
+        </w:tabs>
+      </w:pPr>
+    </w:p>
+    <w:p>
+      <w:pPr>
+        <w:tabs>
+          <w:tab w:val="left" w:pos="6023"/>
+        </w:tabs>
+      </w:pPr>
+    </w:p>
+    <w:p>
+      <w:pPr>
+        <w:tabs>
+          <w:tab w:val="left" w:pos="6023"/>
+        </w:tabs>
+      </w:pPr>
+    </w:p>
+    <w:p>
+      <w:pPr>
+        <w:tabs>
+          <w:tab w:val="left" w:pos="6023"/>
+        </w:tabs>
+      </w:pPr>
+    </w:p>
+    <w:p>
+      <w:pPr>
+        <w:tabs>
+          <w:tab w:val="left" w:pos="6023"/>
+        </w:tabs>
+      </w:pPr>
+    </w:p>
+    <w:p>
+      <w:pPr>
+        <w:tabs>
+          <w:tab w:val="left" w:pos="6023"/>
+        </w:tabs>
+      </w:pPr>
+    </w:p>
+    <w:p>
+      <w:pPr>
+        <w:tabs>
+          <w:tab w:val="left" w:pos="6023"/>
+        </w:tabs>
+      </w:pPr>
+    </w:p>
+    <w:p>
+      <w:pPr>
+        <w:tabs>
+          <w:tab w:val="left" w:pos="6023"/>
+        </w:tabs>
+      </w:pPr>
+    </w:p>
+    <w:p>
+      <w:pPr>
+        <w:tabs>
+          <w:tab w:val="left" w:pos="6023"/>
+        </w:tabs>
+      </w:pPr>
+    </w:p>
+    <w:p>
+      <w:pPr>
+        <w:tabs>
+          <w:tab w:val="left" w:pos="6023"/>
+        </w:tabs>
+      </w:pPr>
+    </w:p>
+    <w:p>
+      <w:pPr>
+        <w:tabs>
+          <w:tab w:val="left" w:pos="6023"/>
+        </w:tabs>
+      </w:pPr>
+    </w:p>
+    <w:p>
+      <w:pPr>
+        <w:tabs>
+          <w:tab w:val="left" w:pos="6023"/>
+        </w:tabs>
+      </w:pPr>
+    </w:p>
+    <w:p>
+      <w:pPr>
+        <w:tabs>
+          <w:tab w:val="left" w:pos="6023"/>
+        </w:tabs>
+      </w:pPr>
+    </w:p>
+    <w:p>
+      <w:pPr>
+        <w:tabs>
+          <w:tab w:val="left" w:pos="6023"/>
+        </w:tabs>
+      </w:pPr>
     </w:p>
     <w:sectPr>
       <w:headerReference w:type="default" r:id="rId7"/>
